--- a/Prompts et jeu de tests.docx
+++ b/Prompts et jeu de tests.docx
@@ -14,364 +14,30 @@
           <w:b/>
           <w:bCs/>
         </w:rPr>
-        <w:t>Prompts et jeu de tests — Système expert NormaPharm</w:t>
-      </w:r>
-    </w:p>
-    <w:p>
-      <w:pPr>
-        <w:rPr>
-          <w:b/>
-          <w:bCs/>
-        </w:rPr>
-      </w:pPr>
-      <w:r>
-        <w:rPr>
-          <w:b/>
-          <w:bCs/>
-        </w:rPr>
-        <w:t>Construit à partir de tes documents réels, étape par étape</w:t>
-      </w:r>
-    </w:p>
-    <w:p>
-      <w:r>
-        <w:pict w14:anchorId="61D52303">
-          <v:rect id="_x0000_i1025" style="width:0;height:1.5pt" o:hralign="center" o:hrstd="t" o:hr="t" fillcolor="#a0a0a0" stroked="f"/>
-        </w:pict>
-      </w:r>
-    </w:p>
-    <w:p>
-      <w:pPr>
-        <w:rPr>
-          <w:b/>
-          <w:bCs/>
-        </w:rPr>
-      </w:pPr>
-      <w:r>
-        <w:rPr>
-          <w:b/>
-          <w:bCs/>
-        </w:rPr>
-        <w:t>RAPPEL DU CONTENU RÉEL DES 3 COLLECTIONS</w:t>
-      </w:r>
-    </w:p>
-    <w:p>
-      <w:r>
-        <w:rPr>
-          <w:b/>
-          <w:bCs/>
-        </w:rPr>
-        <w:t>sop_capa</w:t>
-      </w:r>
-      <w:r>
-        <w:t xml:space="preserve"> (procédures internes)</w:t>
-      </w:r>
-    </w:p>
-    <w:p>
-      <w:pPr>
-        <w:numPr>
-          <w:ilvl w:val="0"/>
-          <w:numId w:val="1"/>
-        </w:numPr>
-      </w:pPr>
-      <w:r>
-        <w:t>SOP-QUAL-012 « Gestion des déviations » v3.0 : détection/enregistrement sous 24h (DEV-AAAA-NNN), évaluation criticité (mineure/majeure/critique), cause racine (5 pourquoi ou Ishikawa), décision CAPA, évaluation impact produit, clôture par le Pharmacien Responsable. Déviation critique = écart pouvant affecter sécurité, identité, dosage, pureté, qualité.</w:t>
-      </w:r>
-    </w:p>
-    <w:p>
-      <w:pPr>
-        <w:numPr>
-          <w:ilvl w:val="0"/>
-          <w:numId w:val="1"/>
-        </w:numPr>
-      </w:pPr>
-      <w:r>
-        <w:t>SOP-PROD-007 « Nettoyage des équipements » v2.1 : après chaque lot / changement de produit ; démontage poinçons-matrices-buses, prélavage eau purifiée, détergent alcalin, rinçage eau purifiée (conductivité), séchage/inspection, cahier de nettoyage ; validé par protocole VAL-NET-2022 (résidus, HPLC).</w:t>
-      </w:r>
-    </w:p>
-    <w:p>
-      <w:r>
-        <w:rPr>
-          <w:b/>
-          <w:bCs/>
-        </w:rPr>
-        <w:t>reglementaire</w:t>
-      </w:r>
-      <w:r>
-        <w:t xml:space="preserve"> (Guide BPF ANSM 2024)</w:t>
-      </w:r>
-    </w:p>
-    <w:p>
-      <w:pPr>
-        <w:numPr>
-          <w:ilvl w:val="0"/>
-          <w:numId w:val="2"/>
-        </w:numPr>
-      </w:pPr>
-      <w:r>
-        <w:t>Chapitre 1 « Système Qualité Pharmaceutique » : les déviations significatives sont enregistrées, examinées, cause déterminée, CAPA appropriées mises en œuvre ; aucun lot libéré avant certification par une personne qualifiée.</w:t>
-      </w:r>
-    </w:p>
-    <w:p>
-      <w:pPr>
-        <w:numPr>
-          <w:ilvl w:val="0"/>
-          <w:numId w:val="2"/>
-        </w:numPr>
-      </w:pPr>
-      <w:r>
-        <w:t>Chapitre 8 « Réclamations, défauts qualité et rappels ».</w:t>
-      </w:r>
-    </w:p>
-    <w:p>
-      <w:pPr>
-        <w:numPr>
-          <w:ilvl w:val="0"/>
-          <w:numId w:val="2"/>
-        </w:numPr>
-      </w:pPr>
-      <w:r>
-        <w:t>Chapitre 3 « Locaux et matériel ».</w:t>
-      </w:r>
-    </w:p>
-    <w:p>
-      <w:r>
-        <w:rPr>
-          <w:b/>
-          <w:bCs/>
-        </w:rPr>
-        <w:t>documents_qualite</w:t>
-      </w:r>
-      <w:r>
-        <w:t xml:space="preserve"> (dossiers de lot)</w:t>
-      </w:r>
-    </w:p>
-    <w:p>
-      <w:pPr>
-        <w:numPr>
-          <w:ilvl w:val="0"/>
-          <w:numId w:val="3"/>
-        </w:numPr>
-      </w:pPr>
-      <w:r>
-        <w:t xml:space="preserve">Dossier de lot NX-2401 : Normaxil 500 mg, 200 000 comprimés, fab. 04/03/2024, presse P-04. Événement : dureté en limite basse fin de campagne. DEV-2024-042 ouverte le 11/03/2024 (OOS dissolution). Lot bloqué (CAPA-2024-017), puis </w:t>
-      </w:r>
-      <w:r>
-        <w:rPr>
-          <w:b/>
-          <w:bCs/>
-        </w:rPr>
-        <w:t>rejeté</w:t>
-      </w:r>
-      <w:r>
-        <w:t xml:space="preserve"> le 28/03/2024 par le Pharmacien Responsable après remplacement des poinçons.</w:t>
-      </w:r>
-    </w:p>
-    <w:p>
-      <w:pPr>
-        <w:numPr>
-          <w:ilvl w:val="0"/>
-          <w:numId w:val="3"/>
-        </w:numPr>
-      </w:pPr>
-      <w:r>
-        <w:t xml:space="preserve">Certificat d'analyse NX-2401 : teneur 99,2 % (OK), </w:t>
-      </w:r>
-      <w:r>
-        <w:rPr>
-          <w:b/>
-          <w:bCs/>
-        </w:rPr>
-        <w:t>dissolution 30 min = 72 % pour spec ≥ 80 % → NON CONFORME (OOS)</w:t>
-      </w:r>
-      <w:r>
-        <w:t>. Déclenche DEV-2024-042 et CAPA-2024-017.</w:t>
-      </w:r>
-    </w:p>
-    <w:p>
-      <w:r>
-        <w:pict w14:anchorId="48AD0534">
-          <v:rect id="_x0000_i1026" style="width:0;height:1.5pt" o:hralign="center" o:hrstd="t" o:hr="t" fillcolor="#a0a0a0" stroked="f"/>
-        </w:pict>
-      </w:r>
-    </w:p>
-    <w:p>
-      <w:pPr>
-        <w:rPr>
-          <w:b/>
-          <w:bCs/>
-        </w:rPr>
-      </w:pPr>
-      <w:r>
-        <w:rPr>
-          <w:b/>
-          <w:bCs/>
-        </w:rPr>
-        <w:t>ÉTAPE 1 — LE MONOLITHIQUE (le problème à démontrer)</w:t>
-      </w:r>
-    </w:p>
-    <w:p>
-      <w:pPr>
-        <w:rPr>
-          <w:b/>
-          <w:bCs/>
-        </w:rPr>
-      </w:pPr>
-      <w:r>
-        <w:rPr>
-          <w:b/>
-          <w:bCs/>
-        </w:rPr>
-        <w:t>Prompts</w:t>
-      </w:r>
-      <w:r>
-        <w:rPr>
-          <w:b/>
-          <w:bCs/>
-        </w:rPr>
-        <w:t>-1</w:t>
-      </w:r>
-    </w:p>
-    <w:p>
-      <w:r>
-        <w:rPr>
-          <w:b/>
-          <w:bCs/>
-        </w:rPr>
-        <w:t>System message de l'agent unique :</w:t>
-      </w:r>
-    </w:p>
-    <w:p>
-      <w:r>
-        <w:t>Tu es l'assistant qualité global de NormaPharm. Tu as accès aux procédures internes,</w:t>
-      </w:r>
-    </w:p>
-    <w:p>
-      <w:r>
-        <w:t>au réglementaire et aux dossiers de lot. Pour chaque question, utilise le ou les outils</w:t>
-      </w:r>
-    </w:p>
-    <w:p>
-      <w:r>
-        <w:rPr>
-          <w:b/>
-          <w:bCs/>
-        </w:rPr>
-        <w:t>Descriptions des 3 Qdrant branchés directement sur l'agent :</w:t>
-      </w:r>
-    </w:p>
-    <w:p>
-      <w:pPr>
-        <w:numPr>
-          <w:ilvl w:val="0"/>
-          <w:numId w:val="4"/>
-        </w:numPr>
-      </w:pPr>
-      <w:r>
-        <w:t>sop_capa : Procédures internes de NormaPharm : SOP et fiches CAPA. À utiliser pour toute question sur une procédure interne ou le traitement des déviations.</w:t>
-      </w:r>
-    </w:p>
-    <w:p>
-      <w:pPr>
-        <w:numPr>
-          <w:ilvl w:val="0"/>
-          <w:numId w:val="4"/>
-        </w:numPr>
-      </w:pPr>
-      <w:r>
-        <w:lastRenderedPageBreak/>
-        <w:t>reglementaire : Référentiels réglementaires : Guide BPF (ANSM). À utiliser pour toute question de conformité ou d'exigence réglementaire.</w:t>
-      </w:r>
-    </w:p>
-    <w:p>
-      <w:pPr>
-        <w:numPr>
-          <w:ilvl w:val="0"/>
-          <w:numId w:val="4"/>
-        </w:numPr>
-      </w:pPr>
-      <w:r>
-        <w:t>documents_qualite : Dossiers de lot et certificats d'analyse. À utiliser dès qu'une question mentionne un lot, un produit, un résultat d'analyse.</w:t>
-      </w:r>
-    </w:p>
-    <w:p>
-      <w:pPr>
-        <w:rPr>
-          <w:b/>
-          <w:bCs/>
-        </w:rPr>
-      </w:pPr>
-      <w:r>
-        <w:rPr>
-          <w:b/>
-          <w:bCs/>
-        </w:rPr>
-        <w:t>Test (la question qui révèle l'échec)</w:t>
-      </w:r>
-    </w:p>
-    <w:p>
-      <w:r>
-        <w:rPr>
-          <w:b/>
-          <w:bCs/>
-        </w:rPr>
-        <w:t>Q :</w:t>
-      </w:r>
-      <w:r>
-        <w:t xml:space="preserve"> « La déviation sur le lot NX-2401 a-t-elle été traitée conformément aux BPF ? »</w:t>
-      </w:r>
-    </w:p>
-    <w:p>
-      <w:r>
-        <w:rPr>
-          <w:b/>
-          <w:bCs/>
-        </w:rPr>
-        <w:t>Réponse attendue d'un BON système (multi-agent) :</w:t>
-      </w:r>
-      <w:r>
-        <w:t xml:space="preserve"> le lot NX-2401 a subi un OOS de dissolution (72 % vs ≥80 %), déclenchant DEV-2024-042 et CAPA-2024-017 ; le traitement suit la SOP-QUAL-012 (investigation, CAPA, décision produit) et le chapitre 1 des BPF (enregistrement et investigation des déviations, CAPA) ; le lot a été rejeté par le Pharmacien Responsable → traitement conforme.</w:t>
-      </w:r>
-    </w:p>
-    <w:p>
-      <w:r>
-        <w:rPr>
-          <w:b/>
-          <w:bCs/>
-        </w:rPr>
-        <w:t>Ce que fait le monolithique  :</w:t>
-      </w:r>
-      <w:r>
-        <w:t xml:space="preserve"> il n'appelle qu'UNE base (souvent sop_capa), et </w:t>
-      </w:r>
-      <w:r>
-        <w:rPr>
-          <w:b/>
-          <w:bCs/>
-        </w:rPr>
-        <w:t>invente</w:t>
-      </w:r>
-      <w:r>
-        <w:t xml:space="preserve"> une conclusion de conformité sans avoir consulté ni le dossier de lot ni les BPF. Réponse fausse mais crédible. → sert à démontrer le besoin de séparer les responsabilités.</w:t>
-      </w:r>
-    </w:p>
-    <w:p>
-      <w:r>
-        <w:br w:type="page"/>
-      </w:r>
-    </w:p>
-    <w:p>
-      <w:pPr>
-        <w:rPr>
-          <w:b/>
-          <w:bCs/>
-        </w:rPr>
-      </w:pPr>
-      <w:r>
-        <w:rPr>
-          <w:b/>
-          <w:bCs/>
-        </w:rPr>
-        <w:lastRenderedPageBreak/>
+        <w:t xml:space="preserve">Prompts et jeu de tests — Système expert </w:t>
+      </w:r>
+      <w:proofErr w:type="spellStart"/>
+      <w:r>
+        <w:rPr>
+          <w:b/>
+          <w:bCs/>
+        </w:rPr>
+        <w:t>NormaPharm</w:t>
+      </w:r>
+      <w:proofErr w:type="spellEnd"/>
+    </w:p>
+    <w:p>
+      <w:pPr>
+        <w:rPr>
+          <w:b/>
+          <w:bCs/>
+        </w:rPr>
+      </w:pPr>
+      <w:r>
+        <w:rPr>
+          <w:b/>
+          <w:bCs/>
+        </w:rPr>
         <w:t>MULTI-EXPERT</w:t>
       </w:r>
     </w:p>
@@ -412,43 +78,248 @@
           <w:bCs/>
         </w:rPr>
       </w:pPr>
-      <w:r>
-        <w:rPr>
-          <w:b/>
-          <w:bCs/>
-        </w:rPr>
-        <w:t>docker exec -it n8n_ollama ollama list</w:t>
-      </w:r>
-    </w:p>
-    <w:p>
-      <w:pPr>
-        <w:rPr>
-          <w:b/>
-          <w:bCs/>
-        </w:rPr>
-      </w:pPr>
-      <w:r>
-        <w:rPr>
-          <w:b/>
-          <w:bCs/>
-        </w:rPr>
-        <w:t>docker exec -it n8n_ollama ollama pull qwen2.5:7b</w:t>
-      </w:r>
-    </w:p>
-    <w:p>
-      <w:pPr>
-        <w:rPr>
-          <w:b/>
-          <w:bCs/>
-        </w:rPr>
-      </w:pPr>
-      <w:r>
-        <w:rPr>
-          <w:b/>
-          <w:bCs/>
-        </w:rPr>
-        <w:t>docker exec -it n8n_ollama ollama list</w:t>
-      </w:r>
+      <w:proofErr w:type="gramStart"/>
+      <w:r>
+        <w:rPr>
+          <w:b/>
+          <w:bCs/>
+        </w:rPr>
+        <w:t>docker</w:t>
+      </w:r>
+      <w:proofErr w:type="gramEnd"/>
+      <w:r>
+        <w:rPr>
+          <w:b/>
+          <w:bCs/>
+        </w:rPr>
+        <w:t xml:space="preserve"> </w:t>
+      </w:r>
+      <w:proofErr w:type="spellStart"/>
+      <w:r>
+        <w:rPr>
+          <w:b/>
+          <w:bCs/>
+        </w:rPr>
+        <w:t>exec</w:t>
+      </w:r>
+      <w:proofErr w:type="spellEnd"/>
+      <w:r>
+        <w:rPr>
+          <w:b/>
+          <w:bCs/>
+        </w:rPr>
+        <w:t xml:space="preserve"> -</w:t>
+      </w:r>
+      <w:proofErr w:type="spellStart"/>
+      <w:r>
+        <w:rPr>
+          <w:b/>
+          <w:bCs/>
+        </w:rPr>
+        <w:t>it</w:t>
+      </w:r>
+      <w:proofErr w:type="spellEnd"/>
+      <w:r>
+        <w:rPr>
+          <w:b/>
+          <w:bCs/>
+        </w:rPr>
+        <w:t xml:space="preserve"> n8n_ollama </w:t>
+      </w:r>
+      <w:proofErr w:type="spellStart"/>
+      <w:r>
+        <w:rPr>
+          <w:b/>
+          <w:bCs/>
+        </w:rPr>
+        <w:t>ollama</w:t>
+      </w:r>
+      <w:proofErr w:type="spellEnd"/>
+      <w:r>
+        <w:rPr>
+          <w:b/>
+          <w:bCs/>
+        </w:rPr>
+        <w:t xml:space="preserve"> </w:t>
+      </w:r>
+      <w:proofErr w:type="spellStart"/>
+      <w:r>
+        <w:rPr>
+          <w:b/>
+          <w:bCs/>
+        </w:rPr>
+        <w:t>list</w:t>
+      </w:r>
+      <w:proofErr w:type="spellEnd"/>
+    </w:p>
+    <w:p>
+      <w:pPr>
+        <w:rPr>
+          <w:b/>
+          <w:bCs/>
+        </w:rPr>
+      </w:pPr>
+      <w:proofErr w:type="gramStart"/>
+      <w:r>
+        <w:rPr>
+          <w:b/>
+          <w:bCs/>
+        </w:rPr>
+        <w:t>docker</w:t>
+      </w:r>
+      <w:proofErr w:type="gramEnd"/>
+      <w:r>
+        <w:rPr>
+          <w:b/>
+          <w:bCs/>
+        </w:rPr>
+        <w:t xml:space="preserve"> </w:t>
+      </w:r>
+      <w:proofErr w:type="spellStart"/>
+      <w:r>
+        <w:rPr>
+          <w:b/>
+          <w:bCs/>
+        </w:rPr>
+        <w:t>exec</w:t>
+      </w:r>
+      <w:proofErr w:type="spellEnd"/>
+      <w:r>
+        <w:rPr>
+          <w:b/>
+          <w:bCs/>
+        </w:rPr>
+        <w:t xml:space="preserve"> -</w:t>
+      </w:r>
+      <w:proofErr w:type="spellStart"/>
+      <w:r>
+        <w:rPr>
+          <w:b/>
+          <w:bCs/>
+        </w:rPr>
+        <w:t>it</w:t>
+      </w:r>
+      <w:proofErr w:type="spellEnd"/>
+      <w:r>
+        <w:rPr>
+          <w:b/>
+          <w:bCs/>
+        </w:rPr>
+        <w:t xml:space="preserve"> n8n_ollama </w:t>
+      </w:r>
+      <w:proofErr w:type="spellStart"/>
+      <w:r>
+        <w:rPr>
+          <w:b/>
+          <w:bCs/>
+        </w:rPr>
+        <w:t>ollama</w:t>
+      </w:r>
+      <w:proofErr w:type="spellEnd"/>
+      <w:r>
+        <w:rPr>
+          <w:b/>
+          <w:bCs/>
+        </w:rPr>
+        <w:t xml:space="preserve"> pull qwen2.</w:t>
+      </w:r>
+      <w:proofErr w:type="gramStart"/>
+      <w:r>
+        <w:rPr>
+          <w:b/>
+          <w:bCs/>
+        </w:rPr>
+        <w:t>5:</w:t>
+      </w:r>
+      <w:proofErr w:type="gramEnd"/>
+      <w:r>
+        <w:rPr>
+          <w:b/>
+          <w:bCs/>
+        </w:rPr>
+        <w:t>7b</w:t>
+      </w:r>
+    </w:p>
+    <w:p>
+      <w:pPr>
+        <w:rPr>
+          <w:b/>
+          <w:bCs/>
+        </w:rPr>
+      </w:pPr>
+      <w:proofErr w:type="gramStart"/>
+      <w:r>
+        <w:rPr>
+          <w:b/>
+          <w:bCs/>
+        </w:rPr>
+        <w:t>docker</w:t>
+      </w:r>
+      <w:proofErr w:type="gramEnd"/>
+      <w:r>
+        <w:rPr>
+          <w:b/>
+          <w:bCs/>
+        </w:rPr>
+        <w:t xml:space="preserve"> </w:t>
+      </w:r>
+      <w:proofErr w:type="spellStart"/>
+      <w:r>
+        <w:rPr>
+          <w:b/>
+          <w:bCs/>
+        </w:rPr>
+        <w:t>exec</w:t>
+      </w:r>
+      <w:proofErr w:type="spellEnd"/>
+      <w:r>
+        <w:rPr>
+          <w:b/>
+          <w:bCs/>
+        </w:rPr>
+        <w:t xml:space="preserve"> -</w:t>
+      </w:r>
+      <w:proofErr w:type="spellStart"/>
+      <w:r>
+        <w:rPr>
+          <w:b/>
+          <w:bCs/>
+        </w:rPr>
+        <w:t>it</w:t>
+      </w:r>
+      <w:proofErr w:type="spellEnd"/>
+      <w:r>
+        <w:rPr>
+          <w:b/>
+          <w:bCs/>
+        </w:rPr>
+        <w:t xml:space="preserve"> n8n_ollama </w:t>
+      </w:r>
+      <w:proofErr w:type="spellStart"/>
+      <w:r>
+        <w:rPr>
+          <w:b/>
+          <w:bCs/>
+        </w:rPr>
+        <w:t>ollama</w:t>
+      </w:r>
+      <w:proofErr w:type="spellEnd"/>
+      <w:r>
+        <w:rPr>
+          <w:b/>
+          <w:bCs/>
+        </w:rPr>
+        <w:t xml:space="preserve"> </w:t>
+      </w:r>
+      <w:proofErr w:type="spellStart"/>
+      <w:r>
+        <w:rPr>
+          <w:b/>
+          <w:bCs/>
+        </w:rPr>
+        <w:t>list</w:t>
+      </w:r>
+      <w:proofErr w:type="spellEnd"/>
     </w:p>
     <w:p>
       <w:pPr>
@@ -477,8 +348,17 @@
           <w:b/>
           <w:bCs/>
         </w:rPr>
-        <w:t>ÉTAPE 2 — PREMIER EXPERT : agent_procedures</w:t>
-      </w:r>
+        <w:t xml:space="preserve">ÉTAPE 2 — PREMIER EXPERT : </w:t>
+      </w:r>
+      <w:proofErr w:type="spellStart"/>
+      <w:r>
+        <w:rPr>
+          <w:b/>
+          <w:bCs/>
+        </w:rPr>
+        <w:t>agent_procedures</w:t>
+      </w:r>
+      <w:proofErr w:type="spellEnd"/>
     </w:p>
     <w:p>
       <w:pPr>
@@ -506,7 +386,15 @@
     </w:p>
     <w:p>
       <w:r>
-        <w:t>Tu es l'assistant qualité de NormaPharm, un orchestrateur.</w:t>
+        <w:t xml:space="preserve">Tu es l'assistant qualité de </w:t>
+      </w:r>
+      <w:proofErr w:type="spellStart"/>
+      <w:r>
+        <w:t>NormaPharm</w:t>
+      </w:r>
+      <w:proofErr w:type="spellEnd"/>
+      <w:r>
+        <w:t>, un orchestrateur.</w:t>
       </w:r>
     </w:p>
     <w:p>
@@ -522,8 +410,13 @@
       </w:r>
     </w:p>
     <w:p>
-      <w:r>
-        <w:t>un expert et construire ta réponse UNIQUEMENT à partir de ce qu'il te retourne.</w:t>
+      <w:proofErr w:type="gramStart"/>
+      <w:r>
+        <w:t>un</w:t>
+      </w:r>
+      <w:proofErr w:type="gramEnd"/>
+      <w:r>
+        <w:t xml:space="preserve"> expert et construire ta réponse UNIQUEMENT à partir de ce qu'il te retourne.</w:t>
       </w:r>
     </w:p>
     <w:p>
@@ -539,8 +432,13 @@
       </w:r>
     </w:p>
     <w:p>
-      <w:r>
-        <w:t>en AUCUNE circonstance. Tu ne renvoies jamais la question à l'utilisateur.</w:t>
+      <w:proofErr w:type="gramStart"/>
+      <w:r>
+        <w:t>en</w:t>
+      </w:r>
+      <w:proofErr w:type="gramEnd"/>
+      <w:r>
+        <w:t xml:space="preserve"> AUCUNE circonstance. Tu ne renvoies jamais la question à l'utilisateur.</w:t>
       </w:r>
     </w:p>
     <w:p>
@@ -549,8 +447,13 @@
       </w:r>
     </w:p>
     <w:p>
-      <w:r>
-        <w:t>tu disposes, ou tu indiques que l'information précise n'a pas été trouvée dans la base documentaire.</w:t>
+      <w:proofErr w:type="gramStart"/>
+      <w:r>
+        <w:t>tu</w:t>
+      </w:r>
+      <w:proofErr w:type="gramEnd"/>
+      <w:r>
+        <w:t xml:space="preserve"> disposes, ou tu indiques que l'information précise n'a pas été trouvée dans la base documentaire.</w:t>
       </w:r>
     </w:p>
     <w:p>
@@ -582,35 +485,132 @@
     </w:p>
     <w:p>
       <w:r>
-        <w:t>- agent_procedures : procédures internes (SOP, CAPA, traitement des déviations).</w:t>
-      </w:r>
-    </w:p>
-    <w:p>
-      <w:r>
-        <w:rPr>
-          <w:b/>
-          <w:bCs/>
-        </w:rPr>
-        <w:t>agent_procedures — champ Text :</w:t>
-      </w:r>
-    </w:p>
-    <w:p>
-      <w:r>
-        <w:t>{{ $fromAI('query', 'Question à transmettre à l\'expert procédures', 'string') }}</w:t>
-      </w:r>
-    </w:p>
-    <w:p>
-      <w:r>
-        <w:rPr>
-          <w:b/>
-          <w:bCs/>
-        </w:rPr>
-        <w:t>agent_procedures — System message :</w:t>
-      </w:r>
-    </w:p>
-    <w:p>
-      <w:r>
-        <w:t>Tu es l'expert des procédures internes de NormaPharm.</w:t>
+        <w:t xml:space="preserve">- </w:t>
+      </w:r>
+      <w:proofErr w:type="spellStart"/>
+      <w:r>
+        <w:t>agent_procedures</w:t>
+      </w:r>
+      <w:proofErr w:type="spellEnd"/>
+      <w:r>
+        <w:t xml:space="preserve"> : procédures internes (SOP, CAPA, traitement des déviations).</w:t>
+      </w:r>
+    </w:p>
+    <w:p>
+      <w:proofErr w:type="spellStart"/>
+      <w:proofErr w:type="gramStart"/>
+      <w:r>
+        <w:rPr>
+          <w:b/>
+          <w:bCs/>
+        </w:rPr>
+        <w:t>agent</w:t>
+      </w:r>
+      <w:proofErr w:type="gramEnd"/>
+      <w:r>
+        <w:rPr>
+          <w:b/>
+          <w:bCs/>
+        </w:rPr>
+        <w:t>_procedures</w:t>
+      </w:r>
+      <w:proofErr w:type="spellEnd"/>
+      <w:r>
+        <w:rPr>
+          <w:b/>
+          <w:bCs/>
+        </w:rPr>
+        <w:t xml:space="preserve"> — champ </w:t>
+      </w:r>
+      <w:proofErr w:type="spellStart"/>
+      <w:r>
+        <w:rPr>
+          <w:b/>
+          <w:bCs/>
+        </w:rPr>
+        <w:t>Text</w:t>
+      </w:r>
+      <w:proofErr w:type="spellEnd"/>
+      <w:r>
+        <w:rPr>
+          <w:b/>
+          <w:bCs/>
+        </w:rPr>
+        <w:t xml:space="preserve"> :</w:t>
+      </w:r>
+    </w:p>
+    <w:p>
+      <w:proofErr w:type="gramStart"/>
+      <w:r>
+        <w:t>{{ $</w:t>
+      </w:r>
+      <w:proofErr w:type="spellStart"/>
+      <w:r>
+        <w:t>fromAI</w:t>
+      </w:r>
+      <w:proofErr w:type="spellEnd"/>
+      <w:r>
+        <w:t>(</w:t>
+      </w:r>
+      <w:proofErr w:type="gramEnd"/>
+      <w:r>
+        <w:t>'</w:t>
+      </w:r>
+      <w:proofErr w:type="spellStart"/>
+      <w:r>
+        <w:t>query</w:t>
+      </w:r>
+      <w:proofErr w:type="spellEnd"/>
+      <w:r>
+        <w:t>', 'Question à transmettre à l\'expert procédures', 'string'</w:t>
+      </w:r>
+      <w:proofErr w:type="gramStart"/>
+      <w:r>
+        <w:t>) }</w:t>
+      </w:r>
+      <w:proofErr w:type="gramEnd"/>
+      <w:r>
+        <w:t>}</w:t>
+      </w:r>
+    </w:p>
+    <w:p>
+      <w:proofErr w:type="spellStart"/>
+      <w:proofErr w:type="gramStart"/>
+      <w:r>
+        <w:rPr>
+          <w:b/>
+          <w:bCs/>
+        </w:rPr>
+        <w:t>agent</w:t>
+      </w:r>
+      <w:proofErr w:type="gramEnd"/>
+      <w:r>
+        <w:rPr>
+          <w:b/>
+          <w:bCs/>
+        </w:rPr>
+        <w:t>_procedures</w:t>
+      </w:r>
+      <w:proofErr w:type="spellEnd"/>
+      <w:r>
+        <w:rPr>
+          <w:b/>
+          <w:bCs/>
+        </w:rPr>
+        <w:t xml:space="preserve"> — System message :</w:t>
+      </w:r>
+    </w:p>
+    <w:p>
+      <w:r>
+        <w:t xml:space="preserve">Tu es l'expert des procédures internes de </w:t>
+      </w:r>
+      <w:proofErr w:type="spellStart"/>
+      <w:r>
+        <w:t>NormaPharm</w:t>
+      </w:r>
+      <w:proofErr w:type="spellEnd"/>
+      <w:r>
+        <w:t>.</w:t>
       </w:r>
     </w:p>
     <w:p>
@@ -626,8 +626,13 @@
       </w:r>
     </w:p>
     <w:p>
-      <w:r>
-        <w:t>d'abord appelé ton outil de recherche. Pour CHAQUE question, tu DOIS chercher, puis répondre</w:t>
+      <w:proofErr w:type="gramStart"/>
+      <w:r>
+        <w:t>d'abord</w:t>
+      </w:r>
+      <w:proofErr w:type="gramEnd"/>
+      <w:r>
+        <w:t xml:space="preserve"> appelé ton outil de recherche. Pour CHAQUE question, tu DOIS chercher, puis répondre</w:t>
       </w:r>
     </w:p>
     <w:p>
@@ -642,13 +647,18 @@
     </w:p>
     <w:p>
       <w:r>
+        <w:lastRenderedPageBreak/>
         <w:t>Si l'outil ne retourne rien de pertinent, réponds exactement : « Je n'ai pas trouvé d'information</w:t>
       </w:r>
     </w:p>
     <w:p>
-      <w:r>
-        <w:lastRenderedPageBreak/>
-        <w:t>dans les procédures internes. » Tu n'inventes JAMAIS de référence, de SOP ou de numéro de CAPA.</w:t>
+      <w:proofErr w:type="gramStart"/>
+      <w:r>
+        <w:t>dans</w:t>
+      </w:r>
+      <w:proofErr w:type="gramEnd"/>
+      <w:r>
+        <w:t xml:space="preserve"> les procédures internes. » Tu n'inventes JAMAIS de référence, de SOP ou de numéro de CAPA.</w:t>
       </w:r>
     </w:p>
     <w:p>
@@ -657,12 +667,30 @@
       </w:r>
     </w:p>
     <w:p>
-      <w:r>
-        <w:rPr>
-          <w:b/>
-          <w:bCs/>
-        </w:rPr>
-        <w:t>agent_procedures — Tool Description (lue par l'orchestrateur) :</w:t>
+      <w:proofErr w:type="spellStart"/>
+      <w:proofErr w:type="gramStart"/>
+      <w:r>
+        <w:rPr>
+          <w:b/>
+          <w:bCs/>
+        </w:rPr>
+        <w:t>agent</w:t>
+      </w:r>
+      <w:proofErr w:type="gramEnd"/>
+      <w:r>
+        <w:rPr>
+          <w:b/>
+          <w:bCs/>
+        </w:rPr>
+        <w:t>_procedures</w:t>
+      </w:r>
+      <w:proofErr w:type="spellEnd"/>
+      <w:r>
+        <w:rPr>
+          <w:b/>
+          <w:bCs/>
+        </w:rPr>
+        <w:t xml:space="preserve"> — Tool Description (lue par l'orchestrateur) :</w:t>
       </w:r>
     </w:p>
     <w:p>
@@ -676,37 +704,91 @@
       </w:r>
     </w:p>
     <w:p>
-      <w:r>
-        <w:rPr>
-          <w:b/>
-          <w:bCs/>
-        </w:rPr>
-        <w:t>Qdrant sop_capa — Description :</w:t>
-      </w:r>
-    </w:p>
-    <w:p>
-      <w:r>
-        <w:t>Base des procédures internes NormaPharm : SOP et fiches CAPA (gestion des déviations,</w:t>
-      </w:r>
-    </w:p>
-    <w:p>
-      <w:r>
-        <w:t>nettoyage des équipements). Recherche les passages pertinents pour la question reçue.</w:t>
-      </w:r>
-    </w:p>
-    <w:p>
-      <w:pPr>
-        <w:rPr>
-          <w:b/>
-          <w:bCs/>
-        </w:rPr>
-      </w:pPr>
-      <w:r>
-        <w:rPr>
-          <w:b/>
-          <w:bCs/>
-        </w:rPr>
-        <w:t>Tests (réponses dans sop_capa)</w:t>
+      <w:proofErr w:type="spellStart"/>
+      <w:r>
+        <w:rPr>
+          <w:b/>
+          <w:bCs/>
+        </w:rPr>
+        <w:t>Qdrant</w:t>
+      </w:r>
+      <w:proofErr w:type="spellEnd"/>
+      <w:r>
+        <w:rPr>
+          <w:b/>
+          <w:bCs/>
+        </w:rPr>
+        <w:t xml:space="preserve"> </w:t>
+      </w:r>
+      <w:proofErr w:type="spellStart"/>
+      <w:r>
+        <w:rPr>
+          <w:b/>
+          <w:bCs/>
+        </w:rPr>
+        <w:t>sop_capa</w:t>
+      </w:r>
+      <w:proofErr w:type="spellEnd"/>
+      <w:r>
+        <w:rPr>
+          <w:b/>
+          <w:bCs/>
+        </w:rPr>
+        <w:t xml:space="preserve"> — Description :</w:t>
+      </w:r>
+    </w:p>
+    <w:p>
+      <w:r>
+        <w:t xml:space="preserve">Base des procédures internes </w:t>
+      </w:r>
+      <w:proofErr w:type="spellStart"/>
+      <w:r>
+        <w:t>NormaPharm</w:t>
+      </w:r>
+      <w:proofErr w:type="spellEnd"/>
+      <w:r>
+        <w:t xml:space="preserve"> : SOP et fiches CAPA (gestion des déviations,</w:t>
+      </w:r>
+    </w:p>
+    <w:p>
+      <w:proofErr w:type="gramStart"/>
+      <w:r>
+        <w:t>nettoyage</w:t>
+      </w:r>
+      <w:proofErr w:type="gramEnd"/>
+      <w:r>
+        <w:t xml:space="preserve"> des équipements). Recherche les passages pertinents pour la question reçue.</w:t>
+      </w:r>
+    </w:p>
+    <w:p>
+      <w:pPr>
+        <w:rPr>
+          <w:b/>
+          <w:bCs/>
+        </w:rPr>
+      </w:pPr>
+      <w:r>
+        <w:rPr>
+          <w:b/>
+          <w:bCs/>
+        </w:rPr>
+        <w:t xml:space="preserve">Tests (réponses dans </w:t>
+      </w:r>
+      <w:proofErr w:type="spellStart"/>
+      <w:r>
+        <w:rPr>
+          <w:b/>
+          <w:bCs/>
+        </w:rPr>
+        <w:t>sop_capa</w:t>
+      </w:r>
+      <w:proofErr w:type="spellEnd"/>
+      <w:r>
+        <w:rPr>
+          <w:b/>
+          <w:bCs/>
+        </w:rPr>
+        <w:t>)</w:t>
       </w:r>
     </w:p>
     <w:p>
@@ -754,7 +836,15 @@
         <w:t>Q4 (anti-hallucination — hors base) :</w:t>
       </w:r>
       <w:r>
-        <w:t xml:space="preserve"> « Quelle est la procédure de gestion des réclamations clients ? » → Attendu : « Je n'ai pas trouvé d'information dans les procédures internes. » (la SOP réclamations n'est PAS dans la base). S'il invente → échec.</w:t>
+        <w:t xml:space="preserve"> « Quelle est la procédure de gestion des réclamations clients ? » → Attendu : « Je n'ai pas trouvé d'information dans les procédures internes. » (</w:t>
+      </w:r>
+      <w:proofErr w:type="gramStart"/>
+      <w:r>
+        <w:t>la</w:t>
+      </w:r>
+      <w:proofErr w:type="gramEnd"/>
+      <w:r>
+        <w:t xml:space="preserve"> SOP réclamations n'est PAS dans la base). S'il invente → échec.</w:t>
       </w:r>
     </w:p>
     <w:p>
@@ -776,8 +866,17 @@
           <w:b/>
           <w:bCs/>
         </w:rPr>
-        <w:t>ÉTAPE 3 — DEUXIÈME EXPERT : agent_reglementaire</w:t>
-      </w:r>
+        <w:t xml:space="preserve">ÉTAPE 3 — DEUXIÈME EXPERT : </w:t>
+      </w:r>
+      <w:proofErr w:type="spellStart"/>
+      <w:r>
+        <w:rPr>
+          <w:b/>
+          <w:bCs/>
+        </w:rPr>
+        <w:t>agent_reglementaire</w:t>
+      </w:r>
+      <w:proofErr w:type="spellEnd"/>
     </w:p>
     <w:p>
       <w:pPr>
@@ -805,7 +904,15 @@
     </w:p>
     <w:p>
       <w:r>
-        <w:t>Tu es l'assistant qualité de NormaPharm, un orchestrateur.</w:t>
+        <w:t xml:space="preserve">Tu es l'assistant qualité de </w:t>
+      </w:r>
+      <w:proofErr w:type="spellStart"/>
+      <w:r>
+        <w:t>NormaPharm</w:t>
+      </w:r>
+      <w:proofErr w:type="spellEnd"/>
+      <w:r>
+        <w:t>, un orchestrateur.</w:t>
       </w:r>
     </w:p>
     <w:p>
@@ -814,8 +921,13 @@
       </w:r>
     </w:p>
     <w:p>
-      <w:r>
-        <w:t>le ou les experts nécessaires et répondre UNIQUEMENT à partir de ce qu'ils retournent.</w:t>
+      <w:proofErr w:type="gramStart"/>
+      <w:r>
+        <w:t>le</w:t>
+      </w:r>
+      <w:proofErr w:type="gramEnd"/>
+      <w:r>
+        <w:t xml:space="preserve"> ou les experts nécessaires et répondre UNIQUEMENT à partir de ce qu'ils retournent.</w:t>
       </w:r>
     </w:p>
     <w:p>
@@ -834,8 +946,13 @@
       </w:r>
     </w:p>
     <w:p>
-      <w:r>
-        <w:t>ou tu indiques que l'information précise n'a pas été trouvée.</w:t>
+      <w:proofErr w:type="gramStart"/>
+      <w:r>
+        <w:t>ou</w:t>
+      </w:r>
+      <w:proofErr w:type="gramEnd"/>
+      <w:r>
+        <w:t xml:space="preserve"> tu indiques que l'information précise n'a pas été trouvée.</w:t>
       </w:r>
     </w:p>
     <w:p>
@@ -852,75 +969,251 @@
     </w:p>
     <w:p>
       <w:r>
-        <w:t>- agent_procedures : procédures INTERNES (SOP, CAPA, nettoyage, traitement des déviations).</w:t>
-      </w:r>
-    </w:p>
-    <w:p>
-      <w:r>
-        <w:t>- agent_reglementaire : exigences EXTERNES (Guide BPF ANSM, système qualité, réclamations).</w:t>
-      </w:r>
-    </w:p>
-    <w:p>
-      <w:r>
-        <w:t>Règles de sélection :</w:t>
-      </w:r>
-    </w:p>
-    <w:p>
-      <w:r>
-        <w:t>- Question sur ce qu'EXIGENT les BPF ou la réglementation → agent_reglementaire.</w:t>
-      </w:r>
-    </w:p>
-    <w:p>
-      <w:r>
-        <w:t>- Question sur une pratique/procédure INTERNE de NormaPharm → agent_procedures.</w:t>
-      </w:r>
-    </w:p>
-    <w:p>
-      <w:r>
-        <w:t>- La simple présence du mot « déviation » ne suffit pas à choisir : analyse ce que la question</w:t>
-      </w:r>
-    </w:p>
-    <w:p>
-      <w:r>
-        <w:t xml:space="preserve">  cherche vraiment (une pratique interne, ou une exigence réglementaire).</w:t>
-      </w:r>
-    </w:p>
-    <w:p>
-      <w:r>
-        <w:t>- Si la question croise les deux (vérifier qu'une pratique interne respecte une exigence</w:t>
-      </w:r>
-    </w:p>
-    <w:p>
-      <w:r>
-        <w:t xml:space="preserve">  réglementaire), appelle LES DEUX experts avant de conclure.</w:t>
-      </w:r>
-    </w:p>
-    <w:p>
-      <w:r>
-        <w:rPr>
-          <w:b/>
-          <w:bCs/>
-        </w:rPr>
-        <w:t>agent_reglementaire — champ Text :</w:t>
-      </w:r>
-    </w:p>
-    <w:p>
-      <w:r>
-        <w:t>{{ $fromAI('query', 'Question à transmettre à l\'expert réglementaire', 'string') }}</w:t>
-      </w:r>
-    </w:p>
-    <w:p>
-      <w:r>
-        <w:rPr>
-          <w:b/>
-          <w:bCs/>
-        </w:rPr>
-        <w:t>agent_reglementaire — System message :</w:t>
-      </w:r>
-    </w:p>
-    <w:p>
-      <w:r>
-        <w:t>Tu es l'expert réglementaire de NormaPharm.</w:t>
+        <w:t xml:space="preserve">- </w:t>
+      </w:r>
+      <w:proofErr w:type="spellStart"/>
+      <w:r>
+        <w:t>agent_procedures</w:t>
+      </w:r>
+      <w:proofErr w:type="spellEnd"/>
+      <w:r>
+        <w:t xml:space="preserve"> : procédures INTERNES (SOP, CAPA, nettoyage, traitement des déviations).</w:t>
+      </w:r>
+    </w:p>
+    <w:p>
+      <w:r>
+        <w:t xml:space="preserve">- </w:t>
+      </w:r>
+      <w:proofErr w:type="spellStart"/>
+      <w:r>
+        <w:t>agent_reglementaire</w:t>
+      </w:r>
+      <w:proofErr w:type="spellEnd"/>
+      <w:r>
+        <w:t xml:space="preserve"> : exigences EXTERNES (Guide BPF ANSM, système qualité, réclamations).</w:t>
+      </w:r>
+    </w:p>
+    <w:p>
+      <w:r>
+        <w:t>Règles de sélection, à appliquer DANS CET ORDRE DE PRIORITÉ :</w:t>
+      </w:r>
+    </w:p>
+    <w:p>
+      <w:pPr>
+        <w:numPr>
+          <w:ilvl w:val="0"/>
+          <w:numId w:val="13"/>
+        </w:numPr>
+      </w:pPr>
+      <w:r>
+        <w:t xml:space="preserve">RÈGLE DE CROISEMENT — PRIORITAIRE : si la question contient une idée de conformité (les mots CONFORME, RESPECTE, EN ACCORD AVEC, ou une comparaison entre ce que fait </w:t>
+      </w:r>
+      <w:proofErr w:type="spellStart"/>
+      <w:r>
+        <w:t>NormaPharm</w:t>
+      </w:r>
+      <w:proofErr w:type="spellEnd"/>
+      <w:r>
+        <w:t xml:space="preserve"> et ce qu'exige une règle), c'est TOUJOURS un croisement. Tu procèdes en trois temps : (1) tu appelles </w:t>
+      </w:r>
+      <w:proofErr w:type="spellStart"/>
+      <w:r>
+        <w:t>agent_procedures</w:t>
+      </w:r>
+      <w:proofErr w:type="spellEnd"/>
+      <w:r>
+        <w:t xml:space="preserve"> et tu attends sa réponse, (2) PUIS tu appelles </w:t>
+      </w:r>
+      <w:proofErr w:type="spellStart"/>
+      <w:r>
+        <w:t>agent_reglementaire</w:t>
+      </w:r>
+      <w:proofErr w:type="spellEnd"/>
+      <w:r>
+        <w:t xml:space="preserve"> et tu attends sa réponse, (3) SEULEMENT après avoir reçu les DEUX réponses, tu rédiges ta conclusion en comparant. Il t'est INTERDIT de rédiger quoi que ce soit tant que tu n'as pas les DEUX réponses. Appeler un seul expert sur une question de conformité est une ERREUR.</w:t>
+      </w:r>
+      <w:r>
+        <w:br/>
+        <w:t xml:space="preserve">Exemple : « Notre procédure de gestion des déviations est-elle conforme aux BPF ? » → </w:t>
+      </w:r>
+      <w:proofErr w:type="spellStart"/>
+      <w:r>
+        <w:t>agent_procedures</w:t>
+      </w:r>
+      <w:proofErr w:type="spellEnd"/>
+      <w:r>
+        <w:t xml:space="preserve"> (notre procédure interne) ET </w:t>
+      </w:r>
+      <w:proofErr w:type="spellStart"/>
+      <w:r>
+        <w:t>agent_reglementaire</w:t>
+      </w:r>
+      <w:proofErr w:type="spellEnd"/>
+      <w:r>
+        <w:t xml:space="preserve"> (l'exigence des BPF), puis comparer.</w:t>
+      </w:r>
+    </w:p>
+    <w:p>
+      <w:pPr>
+        <w:numPr>
+          <w:ilvl w:val="0"/>
+          <w:numId w:val="13"/>
+        </w:numPr>
+      </w:pPr>
+      <w:r>
+        <w:t xml:space="preserve">SINON, si la question porte sur ce qu'EXIGENT les BPF ou la réglementation, sans référence à une pratique interne → </w:t>
+      </w:r>
+      <w:proofErr w:type="spellStart"/>
+      <w:r>
+        <w:t>agent_reglementaire</w:t>
+      </w:r>
+      <w:proofErr w:type="spellEnd"/>
+      <w:r>
+        <w:t xml:space="preserve"> seul.</w:t>
+      </w:r>
+    </w:p>
+    <w:p>
+      <w:pPr>
+        <w:numPr>
+          <w:ilvl w:val="0"/>
+          <w:numId w:val="13"/>
+        </w:numPr>
+      </w:pPr>
+      <w:r>
+        <w:t xml:space="preserve">SINON, si la question porte sur une pratique ou une procédure INTERNE de </w:t>
+      </w:r>
+      <w:proofErr w:type="spellStart"/>
+      <w:r>
+        <w:t>NormaPharm</w:t>
+      </w:r>
+      <w:proofErr w:type="spellEnd"/>
+      <w:r>
+        <w:t xml:space="preserve"> seule → </w:t>
+      </w:r>
+      <w:proofErr w:type="spellStart"/>
+      <w:r>
+        <w:t>agent_procedures</w:t>
+      </w:r>
+      <w:proofErr w:type="spellEnd"/>
+      <w:r>
+        <w:t xml:space="preserve"> seul.</w:t>
+      </w:r>
+    </w:p>
+    <w:p>
+      <w:proofErr w:type="spellStart"/>
+      <w:proofErr w:type="gramStart"/>
+      <w:r>
+        <w:rPr>
+          <w:b/>
+          <w:bCs/>
+        </w:rPr>
+        <w:t>agent</w:t>
+      </w:r>
+      <w:proofErr w:type="gramEnd"/>
+      <w:r>
+        <w:rPr>
+          <w:b/>
+          <w:bCs/>
+        </w:rPr>
+        <w:t>_reglementaire</w:t>
+      </w:r>
+      <w:proofErr w:type="spellEnd"/>
+      <w:r>
+        <w:rPr>
+          <w:b/>
+          <w:bCs/>
+        </w:rPr>
+        <w:t xml:space="preserve"> — champ </w:t>
+      </w:r>
+      <w:proofErr w:type="spellStart"/>
+      <w:r>
+        <w:rPr>
+          <w:b/>
+          <w:bCs/>
+        </w:rPr>
+        <w:t>Text</w:t>
+      </w:r>
+      <w:proofErr w:type="spellEnd"/>
+      <w:r>
+        <w:rPr>
+          <w:b/>
+          <w:bCs/>
+        </w:rPr>
+        <w:t xml:space="preserve"> :</w:t>
+      </w:r>
+    </w:p>
+    <w:p>
+      <w:proofErr w:type="gramStart"/>
+      <w:r>
+        <w:t>{{ $</w:t>
+      </w:r>
+      <w:proofErr w:type="spellStart"/>
+      <w:r>
+        <w:t>fromAI</w:t>
+      </w:r>
+      <w:proofErr w:type="spellEnd"/>
+      <w:r>
+        <w:t>(</w:t>
+      </w:r>
+      <w:proofErr w:type="gramEnd"/>
+      <w:r>
+        <w:t>'</w:t>
+      </w:r>
+      <w:proofErr w:type="spellStart"/>
+      <w:r>
+        <w:t>query</w:t>
+      </w:r>
+      <w:proofErr w:type="spellEnd"/>
+      <w:r>
+        <w:t>', 'Question à transmettre à l\'expert réglementaire', 'string'</w:t>
+      </w:r>
+      <w:proofErr w:type="gramStart"/>
+      <w:r>
+        <w:t>) }</w:t>
+      </w:r>
+      <w:proofErr w:type="gramEnd"/>
+      <w:r>
+        <w:t>}</w:t>
+      </w:r>
+    </w:p>
+    <w:p>
+      <w:proofErr w:type="spellStart"/>
+      <w:proofErr w:type="gramStart"/>
+      <w:r>
+        <w:rPr>
+          <w:b/>
+          <w:bCs/>
+        </w:rPr>
+        <w:t>agent</w:t>
+      </w:r>
+      <w:proofErr w:type="gramEnd"/>
+      <w:r>
+        <w:rPr>
+          <w:b/>
+          <w:bCs/>
+        </w:rPr>
+        <w:t>_reglementaire</w:t>
+      </w:r>
+      <w:proofErr w:type="spellEnd"/>
+      <w:r>
+        <w:rPr>
+          <w:b/>
+          <w:bCs/>
+        </w:rPr>
+        <w:t xml:space="preserve"> — System message :</w:t>
+      </w:r>
+    </w:p>
+    <w:p>
+      <w:r>
+        <w:t xml:space="preserve">Tu es l'expert réglementaire de </w:t>
+      </w:r>
+      <w:proofErr w:type="spellStart"/>
+      <w:r>
+        <w:t>NormaPharm</w:t>
+      </w:r>
+      <w:proofErr w:type="spellEnd"/>
+      <w:r>
+        <w:t>.</w:t>
       </w:r>
     </w:p>
     <w:p>
@@ -929,8 +1222,13 @@
       </w:r>
     </w:p>
     <w:p>
-      <w:r>
-        <w:t>d'abord appelé ton outil de recherche. Pour CHAQUE question, tu DOIS chercher, puis répondre</w:t>
+      <w:proofErr w:type="gramStart"/>
+      <w:r>
+        <w:t>d'abord</w:t>
+      </w:r>
+      <w:proofErr w:type="gramEnd"/>
+      <w:r>
+        <w:t xml:space="preserve"> appelé ton outil de recherche. Pour CHAQUE question, tu DOIS chercher, puis répondre</w:t>
       </w:r>
     </w:p>
     <w:p>
@@ -949,8 +1247,13 @@
       </w:r>
     </w:p>
     <w:p>
-      <w:r>
-        <w:t>dans le référentiel réglementaire. » Tu n'inventes JAMAIS de chapitre ni d'exigence.</w:t>
+      <w:proofErr w:type="gramStart"/>
+      <w:r>
+        <w:t>dans</w:t>
+      </w:r>
+      <w:proofErr w:type="gramEnd"/>
+      <w:r>
+        <w:t xml:space="preserve"> le référentiel réglementaire. » Tu n'inventes JAMAIS de chapitre ni d'exigence.</w:t>
       </w:r>
     </w:p>
     <w:p>
@@ -959,12 +1262,30 @@
       </w:r>
     </w:p>
     <w:p>
-      <w:r>
-        <w:rPr>
-          <w:b/>
-          <w:bCs/>
-        </w:rPr>
-        <w:t>agent_reglementaire — Tool Description :</w:t>
+      <w:proofErr w:type="spellStart"/>
+      <w:proofErr w:type="gramStart"/>
+      <w:r>
+        <w:rPr>
+          <w:b/>
+          <w:bCs/>
+        </w:rPr>
+        <w:t>agent</w:t>
+      </w:r>
+      <w:proofErr w:type="gramEnd"/>
+      <w:r>
+        <w:rPr>
+          <w:b/>
+          <w:bCs/>
+        </w:rPr>
+        <w:t>_reglementaire</w:t>
+      </w:r>
+      <w:proofErr w:type="spellEnd"/>
+      <w:r>
+        <w:rPr>
+          <w:b/>
+          <w:bCs/>
+        </w:rPr>
+        <w:t xml:space="preserve"> — Tool Description :</w:t>
       </w:r>
     </w:p>
     <w:p>
@@ -973,8 +1294,14 @@
       </w:r>
     </w:p>
     <w:p>
-      <w:r>
-        <w:t>gestion des déviations et CAPA au sens réglementaire, réclamations et rappels.</w:t>
+      <w:proofErr w:type="gramStart"/>
+      <w:r>
+        <w:lastRenderedPageBreak/>
+        <w:t>gestion</w:t>
+      </w:r>
+      <w:proofErr w:type="gramEnd"/>
+      <w:r>
+        <w:t xml:space="preserve"> des déviations et CAPA au sens réglementaire, réclamations et rappels.</w:t>
       </w:r>
     </w:p>
     <w:p>
@@ -983,17 +1310,47 @@
       </w:r>
     </w:p>
     <w:p>
-      <w:r>
-        <w:t>pratique interne.</w:t>
-      </w:r>
-    </w:p>
-    <w:p>
-      <w:r>
-        <w:rPr>
-          <w:b/>
-          <w:bCs/>
-        </w:rPr>
-        <w:t>Qdrant reglementaire — Description :</w:t>
+      <w:proofErr w:type="gramStart"/>
+      <w:r>
+        <w:t>pratique</w:t>
+      </w:r>
+      <w:proofErr w:type="gramEnd"/>
+      <w:r>
+        <w:t xml:space="preserve"> interne.</w:t>
+      </w:r>
+    </w:p>
+    <w:p>
+      <w:proofErr w:type="spellStart"/>
+      <w:r>
+        <w:rPr>
+          <w:b/>
+          <w:bCs/>
+        </w:rPr>
+        <w:t>Qdrant</w:t>
+      </w:r>
+      <w:proofErr w:type="spellEnd"/>
+      <w:r>
+        <w:rPr>
+          <w:b/>
+          <w:bCs/>
+        </w:rPr>
+        <w:t xml:space="preserve"> </w:t>
+      </w:r>
+      <w:proofErr w:type="spellStart"/>
+      <w:r>
+        <w:rPr>
+          <w:b/>
+          <w:bCs/>
+        </w:rPr>
+        <w:t>reglementaire</w:t>
+      </w:r>
+      <w:proofErr w:type="spellEnd"/>
+      <w:r>
+        <w:rPr>
+          <w:b/>
+          <w:bCs/>
+        </w:rPr>
+        <w:t xml:space="preserve"> — Description :</w:t>
       </w:r>
     </w:p>
     <w:p>
@@ -1003,13 +1360,25 @@
     </w:p>
     <w:p>
       <w:r>
-        <w:lastRenderedPageBreak/>
-        <w:t>(système qualité, investigation des déviations, CAPA), le Chapitre 3 (locaux et matériel),</w:t>
-      </w:r>
-    </w:p>
-    <w:p>
-      <w:r>
-        <w:t>le Chapitre 8 (réclamations et rappels). Recherche les exigences pertinentes pour la question.</w:t>
+        <w:t>(</w:t>
+      </w:r>
+      <w:proofErr w:type="gramStart"/>
+      <w:r>
+        <w:t>système</w:t>
+      </w:r>
+      <w:proofErr w:type="gramEnd"/>
+      <w:r>
+        <w:t xml:space="preserve"> qualité, investigation des déviations, CAPA), le Chapitre 3 (locaux et matériel),</w:t>
+      </w:r>
+    </w:p>
+    <w:p>
+      <w:proofErr w:type="gramStart"/>
+      <w:r>
+        <w:t>le</w:t>
+      </w:r>
+      <w:proofErr w:type="gramEnd"/>
+      <w:r>
+        <w:t xml:space="preserve"> Chapitre 8 (réclamations et rappels). Recherche les exigences pertinentes pour la question.</w:t>
       </w:r>
     </w:p>
     <w:p>
@@ -1058,7 +1427,23 @@
           <w:b/>
           <w:bCs/>
         </w:rPr>
-        <w:t>Seul agent_reglementaire doit être appelé.</w:t>
+        <w:t xml:space="preserve">Seul </w:t>
+      </w:r>
+      <w:proofErr w:type="spellStart"/>
+      <w:r>
+        <w:rPr>
+          <w:b/>
+          <w:bCs/>
+        </w:rPr>
+        <w:t>agent_reglementaire</w:t>
+      </w:r>
+      <w:proofErr w:type="spellEnd"/>
+      <w:r>
+        <w:rPr>
+          <w:b/>
+          <w:bCs/>
+        </w:rPr>
+        <w:t xml:space="preserve"> doit être appelé.</w:t>
       </w:r>
     </w:p>
     <w:p>
@@ -1072,12 +1457,30 @@
       <w:r>
         <w:t xml:space="preserve"> « Que prévoit le Guide BPF en matière de réclamations et de rappels ? » → Attendu : Chapitre 8 — système et procédures pour enregistrer, évaluer, investiguer les réclamations sur un médicament supposé défectueux, et retirer rapidement les produits du circuit si nécessaire. </w:t>
       </w:r>
-      <w:r>
-        <w:rPr>
-          <w:b/>
-          <w:bCs/>
-        </w:rPr>
-        <w:t>agent_reglementaire seul.</w:t>
+      <w:proofErr w:type="spellStart"/>
+      <w:proofErr w:type="gramStart"/>
+      <w:r>
+        <w:rPr>
+          <w:b/>
+          <w:bCs/>
+        </w:rPr>
+        <w:t>agent</w:t>
+      </w:r>
+      <w:proofErr w:type="gramEnd"/>
+      <w:r>
+        <w:rPr>
+          <w:b/>
+          <w:bCs/>
+        </w:rPr>
+        <w:t>_reglementaire</w:t>
+      </w:r>
+      <w:proofErr w:type="spellEnd"/>
+      <w:r>
+        <w:rPr>
+          <w:b/>
+          <w:bCs/>
+        </w:rPr>
+        <w:t xml:space="preserve"> seul.</w:t>
       </w:r>
     </w:p>
     <w:p>
@@ -1111,7 +1514,23 @@
           <w:b/>
           <w:bCs/>
         </w:rPr>
-        <w:t>Seul agent_procedures doit être appelé</w:t>
+        <w:t xml:space="preserve">Seul </w:t>
+      </w:r>
+      <w:proofErr w:type="spellStart"/>
+      <w:r>
+        <w:rPr>
+          <w:b/>
+          <w:bCs/>
+        </w:rPr>
+        <w:t>agent_procedures</w:t>
+      </w:r>
+      <w:proofErr w:type="spellEnd"/>
+      <w:r>
+        <w:rPr>
+          <w:b/>
+          <w:bCs/>
+        </w:rPr>
+        <w:t xml:space="preserve"> doit être appelé</w:t>
       </w:r>
       <w:r>
         <w:t xml:space="preserve"> — malgré le mot « déviation », la question porte sur la pratique interne, pas sur l'exigence réglementaire.</w:t>
@@ -1141,7 +1560,31 @@
         <w:t>Q8 :</w:t>
       </w:r>
       <w:r>
-        <w:t xml:space="preserve"> « Notre procédure de gestion des déviations est-elle conforme aux exigences des BPF ? » → Attendu : appel de agent_procedures (SOP-QUAL-012 : enregistrement, investigation cause racine, CAPA, clôture par le Pharmacien Responsable) ET agent_reglementaire (Chapitre 1 BPF : enregistrement et examen des déviations, CAPA appropriées). Synthèse : la SOP couvre les exigences BPF → conforme. </w:t>
+        <w:t xml:space="preserve"> « Notre procédure de gestion des déviations est-elle conforme aux exigences des BPF ? » → Attendu : appel </w:t>
+      </w:r>
+      <w:proofErr w:type="gramStart"/>
+      <w:r>
+        <w:t xml:space="preserve">de </w:t>
+      </w:r>
+      <w:proofErr w:type="spellStart"/>
+      <w:r>
+        <w:t>agent</w:t>
+      </w:r>
+      <w:proofErr w:type="gramEnd"/>
+      <w:r>
+        <w:t>_procedures</w:t>
+      </w:r>
+      <w:proofErr w:type="spellEnd"/>
+      <w:r>
+        <w:t xml:space="preserve"> (SOP-QUAL-012 : enregistrement, investigation cause racine, CAPA, clôture par le Pharmacien Responsable) ET </w:t>
+      </w:r>
+      <w:proofErr w:type="spellStart"/>
+      <w:r>
+        <w:t>agent_reglementaire</w:t>
+      </w:r>
+      <w:proofErr w:type="spellEnd"/>
+      <w:r>
+        <w:t xml:space="preserve"> (Chapitre 1 BPF : enregistrement et examen des déviations, CAPA appropriées). Synthèse : la SOP couvre les exigences BPF → conforme. </w:t>
       </w:r>
       <w:r>
         <w:rPr>
@@ -1170,8 +1613,17 @@
           <w:b/>
           <w:bCs/>
         </w:rPr>
-        <w:t>ÉTAPE 4 — TROISIÈME EXPERT : agent_documentaire</w:t>
-      </w:r>
+        <w:t xml:space="preserve">ÉTAPE 4 — TROISIÈME EXPERT : </w:t>
+      </w:r>
+      <w:proofErr w:type="spellStart"/>
+      <w:r>
+        <w:rPr>
+          <w:b/>
+          <w:bCs/>
+        </w:rPr>
+        <w:t>agent_documentaire</w:t>
+      </w:r>
+      <w:proofErr w:type="spellEnd"/>
     </w:p>
     <w:p>
       <w:pPr>
@@ -1199,37 +1651,36 @@
     </w:p>
     <w:p>
       <w:r>
-        <w:t>Tu es l'assistant qualité de NormaPharm, un orchestrateur.</w:t>
-      </w:r>
-    </w:p>
-    <w:p>
-      <w:r>
-        <w:t>RÈGLE ABSOLUE : tu n'as AUCUNE connaissance propre. Pour CHAQUE question, tu DOIS appeler</w:t>
-      </w:r>
-    </w:p>
-    <w:p>
-      <w:r>
-        <w:t>le ou les experts nécessaires et répondre UNIQUEMENT à partir de ce qu'ils retournent.</w:t>
-      </w:r>
-    </w:p>
-    <w:p>
-      <w:r>
-        <w:t>INTERDICTION STRICTE : tu ne demandes JAMAIS de clarification ni de reformulation.</w:t>
-      </w:r>
-    </w:p>
-    <w:p>
-      <w:r>
-        <w:t>Tu ne renvoies jamais la question à l'utilisateur.</w:t>
-      </w:r>
-    </w:p>
-    <w:p>
-      <w:r>
-        <w:t>Si un expert retourne un résultat incomplet, tu réponds avec ce que tu as, ou tu indiques</w:t>
-      </w:r>
-    </w:p>
-    <w:p>
-      <w:r>
-        <w:t>que l'information précise n'a pas été trouvée.</w:t>
+        <w:t xml:space="preserve">Tu es l'assistant qualité de </w:t>
+      </w:r>
+      <w:proofErr w:type="spellStart"/>
+      <w:r>
+        <w:t>NormaPharm</w:t>
+      </w:r>
+      <w:proofErr w:type="spellEnd"/>
+      <w:r>
+        <w:t>, un orchestrateur.</w:t>
+      </w:r>
+    </w:p>
+    <w:p>
+      <w:r>
+        <w:t>RÈGLE ABSOLUE : tu n'as AUCUNE connaissance propre. Pour CHAQUE question, tu DOIS appeler le ou les experts nécessaires et répondre UNIQUEMENT à partir de ce qu'ils retournent.</w:t>
+      </w:r>
+    </w:p>
+    <w:p>
+      <w:r>
+        <w:t>INTERDICTION STRICTE : tu ne demandes JAMAIS de clarification ni de reformulation. Tu ne renvoies jamais la question à l'utilisateur.</w:t>
+      </w:r>
+    </w:p>
+    <w:p>
+      <w:r>
+        <w:lastRenderedPageBreak/>
+        <w:t>Si un expert retourne un résultat incomplet ou hors-sujet, tu réponds avec ce que tu as, ou tu indiques que l'information précise n'a pas été trouvée.</w:t>
+      </w:r>
+    </w:p>
+    <w:p>
+      <w:r>
+        <w:t>RÈGLE DE MÉMOIRE : même si tu comprends le contexte grâce à l'historique, il t'est STRICTEMENT INTERDIT de répondre par toi-même. Chaque question déclenche un nouvel appel à un expert, sans exception.</w:t>
       </w:r>
     </w:p>
     <w:p>
@@ -1238,117 +1689,335 @@
       </w:r>
     </w:p>
     <w:p>
-      <w:r>
-        <w:t>- agent_procedures : procédures INTERNES (SOP, CAPA, nettoyage, traitement des déviations).</w:t>
-      </w:r>
-    </w:p>
-    <w:p>
+      <w:pPr>
+        <w:numPr>
+          <w:ilvl w:val="0"/>
+          <w:numId w:val="14"/>
+        </w:numPr>
+      </w:pPr>
+      <w:proofErr w:type="spellStart"/>
+      <w:proofErr w:type="gramStart"/>
+      <w:r>
+        <w:t>agent</w:t>
+      </w:r>
+      <w:proofErr w:type="gramEnd"/>
+      <w:r>
+        <w:t>_procedures</w:t>
+      </w:r>
+      <w:proofErr w:type="spellEnd"/>
+      <w:r>
+        <w:t xml:space="preserve"> : procédures INTERNES (SOP, CAPA, nettoyage, traitement des déviations).</w:t>
+      </w:r>
+    </w:p>
+    <w:p>
+      <w:pPr>
+        <w:numPr>
+          <w:ilvl w:val="0"/>
+          <w:numId w:val="14"/>
+        </w:numPr>
+      </w:pPr>
+      <w:proofErr w:type="spellStart"/>
+      <w:proofErr w:type="gramStart"/>
+      <w:r>
+        <w:t>agent</w:t>
+      </w:r>
+      <w:proofErr w:type="gramEnd"/>
+      <w:r>
+        <w:t>_reglementaire</w:t>
+      </w:r>
+      <w:proofErr w:type="spellEnd"/>
+      <w:r>
+        <w:t xml:space="preserve"> : exigences EXTERNES (Guide BPF ANSM, système qualité, réclamations).</w:t>
+      </w:r>
+    </w:p>
+    <w:p>
+      <w:pPr>
+        <w:numPr>
+          <w:ilvl w:val="0"/>
+          <w:numId w:val="14"/>
+        </w:numPr>
+      </w:pPr>
+      <w:proofErr w:type="spellStart"/>
+      <w:proofErr w:type="gramStart"/>
+      <w:r>
+        <w:t>agent</w:t>
+      </w:r>
+      <w:proofErr w:type="gramEnd"/>
+      <w:r>
+        <w:t>_documentaire</w:t>
+      </w:r>
+      <w:proofErr w:type="spellEnd"/>
+      <w:r>
+        <w:t xml:space="preserve"> : FAITS liés aux lots et produits (dossiers de lot, certificats d'analyse, résultats, spécifications).</w:t>
+      </w:r>
+    </w:p>
+    <w:p>
+      <w:r>
+        <w:t>Règles de sélection, à appliquer DANS CET ORDRE DE PRIORITÉ :</w:t>
+      </w:r>
+    </w:p>
+    <w:p>
+      <w:pPr>
+        <w:numPr>
+          <w:ilvl w:val="0"/>
+          <w:numId w:val="15"/>
+        </w:numPr>
+      </w:pPr>
+      <w:r>
+        <w:t xml:space="preserve">RÈGLE DES FAITS — PRIORITAIRE : dès qu'un numéro de lot, un produit ou un certificat est mentionné, tu appelles OBLIGATOIREMENT </w:t>
+      </w:r>
+      <w:proofErr w:type="spellStart"/>
+      <w:r>
+        <w:t>agent_documentaire</w:t>
+      </w:r>
+      <w:proofErr w:type="spellEnd"/>
+      <w:r>
+        <w:t xml:space="preserve"> — en plus des autres experts nécessaires, jamais à sa place.</w:t>
+      </w:r>
+    </w:p>
+    <w:p>
+      <w:pPr>
+        <w:numPr>
+          <w:ilvl w:val="0"/>
+          <w:numId w:val="15"/>
+        </w:numPr>
+      </w:pPr>
+      <w:r>
+        <w:t xml:space="preserve">RÈGLE DE CROISEMENT : si la question contient une idée de conformité (les mots CONFORME, RESPECTE, EN ACCORD AVEC, ou une comparaison entre ce que fait </w:t>
+      </w:r>
+      <w:proofErr w:type="spellStart"/>
+      <w:r>
+        <w:t>NormaPharm</w:t>
+      </w:r>
+      <w:proofErr w:type="spellEnd"/>
+      <w:r>
+        <w:t xml:space="preserve"> et ce qu'exige une règle), c'est un croisement. Tu appelles TOUS les experts concernés, un par un, et tu attends chaque réponse. Il t'est INTERDIT de rédiger ta conclusion tant que tu n'as pas reçu toutes les réponses. Conclure après un seul expert quand plusieurs sont concernés est une ERREUR.</w:t>
+      </w:r>
+      <w:r>
+        <w:br/>
+        <w:t xml:space="preserve">Exemple : « La déviation du lot NX-2401 a-t-elle été traitée conformément aux BPF ? » → </w:t>
+      </w:r>
+      <w:proofErr w:type="spellStart"/>
+      <w:r>
+        <w:t>agent_documentaire</w:t>
+      </w:r>
+      <w:proofErr w:type="spellEnd"/>
+      <w:r>
+        <w:t xml:space="preserve"> (les faits du lot) ET </w:t>
+      </w:r>
+      <w:proofErr w:type="spellStart"/>
+      <w:r>
+        <w:t>agent_procedures</w:t>
+      </w:r>
+      <w:proofErr w:type="spellEnd"/>
+      <w:r>
+        <w:t xml:space="preserve"> (notre procédure) ET </w:t>
+      </w:r>
+      <w:proofErr w:type="spellStart"/>
+      <w:r>
+        <w:t>agent_reglementaire</w:t>
+      </w:r>
+      <w:proofErr w:type="spellEnd"/>
+      <w:r>
+        <w:t xml:space="preserve"> (l'exigence BPF), puis comparer.</w:t>
+      </w:r>
+    </w:p>
+    <w:p>
+      <w:pPr>
+        <w:numPr>
+          <w:ilvl w:val="0"/>
+          <w:numId w:val="15"/>
+        </w:numPr>
+      </w:pPr>
+      <w:r>
+        <w:t xml:space="preserve">SINON, exigence réglementaire seule → </w:t>
+      </w:r>
+      <w:proofErr w:type="spellStart"/>
+      <w:r>
+        <w:t>agent_reglementaire</w:t>
+      </w:r>
+      <w:proofErr w:type="spellEnd"/>
+      <w:r>
+        <w:t xml:space="preserve">. Pratique interne seule → </w:t>
+      </w:r>
+      <w:proofErr w:type="spellStart"/>
+      <w:r>
+        <w:t>agent_procedures</w:t>
+      </w:r>
+      <w:proofErr w:type="spellEnd"/>
+      <w:r>
+        <w:t xml:space="preserve">. Faits sur un lot seul → </w:t>
+      </w:r>
+      <w:proofErr w:type="spellStart"/>
+      <w:r>
+        <w:t>agent_documentaire</w:t>
+      </w:r>
+      <w:proofErr w:type="spellEnd"/>
+      <w:r>
+        <w:t>.</w:t>
+      </w:r>
+    </w:p>
+    <w:p>
+      <w:r>
+        <w:t>La simple présence du mot « déviation » ne suffit pas à choisir : analyse l'intention réelle de la question.</w:t>
+      </w:r>
+    </w:p>
+    <w:p>
+      <w:proofErr w:type="spellStart"/>
+      <w:proofErr w:type="gramStart"/>
+      <w:r>
+        <w:rPr>
+          <w:b/>
+          <w:bCs/>
+        </w:rPr>
+        <w:t>agent</w:t>
+      </w:r>
+      <w:proofErr w:type="gramEnd"/>
+      <w:r>
+        <w:rPr>
+          <w:b/>
+          <w:bCs/>
+        </w:rPr>
+        <w:t>_documentaire</w:t>
+      </w:r>
+      <w:proofErr w:type="spellEnd"/>
+      <w:r>
+        <w:rPr>
+          <w:b/>
+          <w:bCs/>
+        </w:rPr>
+        <w:t xml:space="preserve"> — champ </w:t>
+      </w:r>
+      <w:proofErr w:type="spellStart"/>
+      <w:r>
+        <w:rPr>
+          <w:b/>
+          <w:bCs/>
+        </w:rPr>
+        <w:t>Text</w:t>
+      </w:r>
+      <w:proofErr w:type="spellEnd"/>
+      <w:r>
+        <w:rPr>
+          <w:b/>
+          <w:bCs/>
+        </w:rPr>
+        <w:t xml:space="preserve"> :</w:t>
+      </w:r>
+    </w:p>
+    <w:p>
+      <w:proofErr w:type="gramStart"/>
+      <w:r>
+        <w:t>{{ $</w:t>
+      </w:r>
+      <w:proofErr w:type="spellStart"/>
+      <w:r>
+        <w:t>fromAI</w:t>
+      </w:r>
+      <w:proofErr w:type="spellEnd"/>
+      <w:r>
+        <w:t>(</w:t>
+      </w:r>
+      <w:proofErr w:type="gramEnd"/>
+      <w:r>
+        <w:t>'</w:t>
+      </w:r>
+      <w:proofErr w:type="spellStart"/>
+      <w:r>
+        <w:t>query</w:t>
+      </w:r>
+      <w:proofErr w:type="spellEnd"/>
+      <w:r>
+        <w:t>', 'Question à transmettre à l\'expert documentaire', 'string'</w:t>
+      </w:r>
+      <w:proofErr w:type="gramStart"/>
+      <w:r>
+        <w:t>) }</w:t>
+      </w:r>
+      <w:proofErr w:type="gramEnd"/>
+      <w:r>
+        <w:t>}</w:t>
+      </w:r>
+    </w:p>
+    <w:p>
+      <w:proofErr w:type="spellStart"/>
+      <w:proofErr w:type="gramStart"/>
+      <w:r>
+        <w:rPr>
+          <w:b/>
+          <w:bCs/>
+        </w:rPr>
+        <w:t>agent</w:t>
+      </w:r>
+      <w:proofErr w:type="gramEnd"/>
+      <w:r>
+        <w:rPr>
+          <w:b/>
+          <w:bCs/>
+        </w:rPr>
+        <w:t>_documentaire</w:t>
+      </w:r>
+      <w:proofErr w:type="spellEnd"/>
+      <w:r>
+        <w:rPr>
+          <w:b/>
+          <w:bCs/>
+        </w:rPr>
+        <w:t xml:space="preserve"> — System message :</w:t>
+      </w:r>
+    </w:p>
+    <w:p>
+      <w:r>
+        <w:t xml:space="preserve">Tu es l'expert des dossiers de lot et certificats de </w:t>
+      </w:r>
+      <w:proofErr w:type="spellStart"/>
+      <w:r>
+        <w:t>NormaPharm</w:t>
+      </w:r>
+      <w:proofErr w:type="spellEnd"/>
+      <w:r>
+        <w:t>.</w:t>
+      </w:r>
+    </w:p>
+    <w:p>
+      <w:r>
+        <w:t>RÈGLE ABSOLUE : tu n'as AUCUNE connaissance propre. Il t'est INTERDIT de répondre sans avoir</w:t>
+      </w:r>
+    </w:p>
+    <w:p>
+      <w:proofErr w:type="gramStart"/>
+      <w:r>
+        <w:t>d'abord</w:t>
+      </w:r>
+      <w:proofErr w:type="gramEnd"/>
+      <w:r>
+        <w:t xml:space="preserve"> appelé ton outil de recherche. Pour CHAQUE question, tu DOIS chercher, puis répondre</w:t>
+      </w:r>
+    </w:p>
+    <w:p>
+      <w:r>
+        <w:t>UNIQUEMENT à partir des extraits retournés.</w:t>
+      </w:r>
+    </w:p>
+    <w:p>
+      <w:r>
+        <w:t>Tu appelles ton outil avec la question comme requête, jamais à vide.</w:t>
+      </w:r>
+    </w:p>
+    <w:p>
+      <w:r>
+        <w:t>Tu n'inventes JAMAIS une donnée, un résultat ou un numéro absent de tes sources. Si l'information</w:t>
+      </w:r>
+    </w:p>
+    <w:p>
+      <w:proofErr w:type="gramStart"/>
       <w:r>
         <w:lastRenderedPageBreak/>
-        <w:t>- agent_reglementaire : exigences EXTERNES (Guide BPF ANSM).</w:t>
-      </w:r>
-    </w:p>
-    <w:p>
-      <w:r>
-        <w:t>- agent_documentaire : FAITS liés aux lots et produits (dossiers de lot, certificats d'analyse,</w:t>
-      </w:r>
-    </w:p>
-    <w:p>
-      <w:r>
-        <w:t xml:space="preserve">  résultats, spécifications).</w:t>
-      </w:r>
-    </w:p>
-    <w:p>
-      <w:r>
-        <w:t>Règles de sélection :</w:t>
-      </w:r>
-    </w:p>
-    <w:p>
-      <w:r>
-        <w:t>- Exigence réglementaire → agent_reglementaire. Pratique interne → agent_procedures.</w:t>
-      </w:r>
-    </w:p>
-    <w:p>
-      <w:r>
-        <w:t>- RÈGLE PRIORITAIRE : dès qu'un numéro de lot, un produit ou un certificat est mentionné,</w:t>
-      </w:r>
-    </w:p>
-    <w:p>
-      <w:r>
-        <w:t xml:space="preserve">  tu appelles OBLIGATOIREMENT agent_documentaire, même si la question porte aussi sur la</w:t>
-      </w:r>
-    </w:p>
-    <w:p>
-      <w:r>
-        <w:t xml:space="preserve">  réglementation ou les procédures.</w:t>
-      </w:r>
-    </w:p>
-    <w:p>
-      <w:r>
-        <w:t>- Question qui croise plusieurs domaines → appelle TOUS les experts concernés avant de conclure.</w:t>
-      </w:r>
-    </w:p>
-    <w:p>
-      <w:r>
-        <w:t>- Le mot « déviation » seul ne détermine pas l'expert : analyse l'intention réelle.</w:t>
-      </w:r>
-    </w:p>
-    <w:p>
-      <w:r>
-        <w:rPr>
-          <w:b/>
-          <w:bCs/>
-        </w:rPr>
-        <w:t>agent_documentaire — champ Text :</w:t>
-      </w:r>
-    </w:p>
-    <w:p>
-      <w:r>
-        <w:t>{{ $fromAI('query', 'Question à transmettre à l\'expert documentaire', 'string') }}</w:t>
-      </w:r>
-    </w:p>
-    <w:p>
-      <w:r>
-        <w:rPr>
-          <w:b/>
-          <w:bCs/>
-        </w:rPr>
-        <w:t>agent_documentaire — System message :</w:t>
-      </w:r>
-    </w:p>
-    <w:p>
-      <w:r>
-        <w:t>Tu es l'expert des dossiers de lot et certificats de NormaPharm.</w:t>
-      </w:r>
-    </w:p>
-    <w:p>
-      <w:r>
-        <w:t>RÈGLE ABSOLUE : tu n'as AUCUNE connaissance propre. Il t'est INTERDIT de répondre sans avoir</w:t>
-      </w:r>
-    </w:p>
-    <w:p>
-      <w:r>
-        <w:t>d'abord appelé ton outil de recherche. Pour CHAQUE question, tu DOIS chercher, puis répondre</w:t>
-      </w:r>
-    </w:p>
-    <w:p>
-      <w:r>
-        <w:t>UNIQUEMENT à partir des extraits retournés.</w:t>
-      </w:r>
-    </w:p>
-    <w:p>
-      <w:r>
-        <w:t>Tu appelles ton outil avec la question comme requête, jamais à vide.</w:t>
-      </w:r>
-    </w:p>
-    <w:p>
-      <w:r>
-        <w:t>Tu n'inventes JAMAIS une donnée, un résultat ou un numéro absent de tes sources. Si l'information</w:t>
-      </w:r>
-    </w:p>
-    <w:p>
-      <w:r>
-        <w:t>n'existe pas, réponds exactement : « Je n'ai pas trouvé cette information dans les dossiers de lot. »</w:t>
+        <w:t>n'existe</w:t>
+      </w:r>
+      <w:proofErr w:type="gramEnd"/>
+      <w:r>
+        <w:t xml:space="preserve"> pas, réponds exactement : « Je n'ai pas trouvé cette information dans les dossiers de lot. »</w:t>
       </w:r>
     </w:p>
     <w:p>
@@ -1357,12 +2026,30 @@
       </w:r>
     </w:p>
     <w:p>
-      <w:r>
-        <w:rPr>
-          <w:b/>
-          <w:bCs/>
-        </w:rPr>
-        <w:t>agent_documentaire — Tool Description :</w:t>
+      <w:proofErr w:type="spellStart"/>
+      <w:proofErr w:type="gramStart"/>
+      <w:r>
+        <w:rPr>
+          <w:b/>
+          <w:bCs/>
+        </w:rPr>
+        <w:t>agent</w:t>
+      </w:r>
+      <w:proofErr w:type="gramEnd"/>
+      <w:r>
+        <w:rPr>
+          <w:b/>
+          <w:bCs/>
+        </w:rPr>
+        <w:t>_documentaire</w:t>
+      </w:r>
+      <w:proofErr w:type="spellEnd"/>
+      <w:r>
+        <w:rPr>
+          <w:b/>
+          <w:bCs/>
+        </w:rPr>
+        <w:t xml:space="preserve"> — Tool Description :</w:t>
       </w:r>
     </w:p>
     <w:p>
@@ -1371,37 +2058,98 @@
       </w:r>
     </w:p>
     <w:p>
-      <w:r>
-        <w:t>spécifications, déviations et décisions sur les lots. À appeler dès qu'une question mentionne</w:t>
-      </w:r>
-    </w:p>
-    <w:p>
-      <w:r>
-        <w:t>un numéro de lot, un produit, un résultat d'analyse ou un certificat.</w:t>
-      </w:r>
-    </w:p>
-    <w:p>
-      <w:r>
-        <w:rPr>
-          <w:b/>
-          <w:bCs/>
-        </w:rPr>
-        <w:t>Qdrant documents_qualite — Description :</w:t>
-      </w:r>
-    </w:p>
-    <w:p>
-      <w:r>
-        <w:t>Dossiers de lot et certificats d'analyse NormaPharm (ex. lot NX-2401 du produit Normaxil 500 mg :</w:t>
-      </w:r>
-    </w:p>
-    <w:p>
-      <w:r>
-        <w:t>étapes de fabrication, événements qualité, résultats d'analyse, décisions). Recherche les faits</w:t>
-      </w:r>
-    </w:p>
-    <w:p>
-      <w:r>
-        <w:t>pertinents pour la question.</w:t>
+      <w:proofErr w:type="gramStart"/>
+      <w:r>
+        <w:t>spécifications</w:t>
+      </w:r>
+      <w:proofErr w:type="gramEnd"/>
+      <w:r>
+        <w:t>, déviations et décisions sur les lots. À appeler dès qu'une question mentionne</w:t>
+      </w:r>
+    </w:p>
+    <w:p>
+      <w:proofErr w:type="gramStart"/>
+      <w:r>
+        <w:t>un</w:t>
+      </w:r>
+      <w:proofErr w:type="gramEnd"/>
+      <w:r>
+        <w:t xml:space="preserve"> numéro de lot, un produit, un résultat d'analyse ou un certificat.</w:t>
+      </w:r>
+    </w:p>
+    <w:p>
+      <w:proofErr w:type="spellStart"/>
+      <w:r>
+        <w:rPr>
+          <w:b/>
+          <w:bCs/>
+        </w:rPr>
+        <w:t>Qdrant</w:t>
+      </w:r>
+      <w:proofErr w:type="spellEnd"/>
+      <w:r>
+        <w:rPr>
+          <w:b/>
+          <w:bCs/>
+        </w:rPr>
+        <w:t xml:space="preserve"> </w:t>
+      </w:r>
+      <w:proofErr w:type="spellStart"/>
+      <w:r>
+        <w:rPr>
+          <w:b/>
+          <w:bCs/>
+        </w:rPr>
+        <w:t>documents_qualite</w:t>
+      </w:r>
+      <w:proofErr w:type="spellEnd"/>
+      <w:r>
+        <w:rPr>
+          <w:b/>
+          <w:bCs/>
+        </w:rPr>
+        <w:t xml:space="preserve"> — Description :</w:t>
+      </w:r>
+    </w:p>
+    <w:p>
+      <w:r>
+        <w:t xml:space="preserve">Dossiers de lot et certificats d'analyse </w:t>
+      </w:r>
+      <w:proofErr w:type="spellStart"/>
+      <w:r>
+        <w:t>NormaPharm</w:t>
+      </w:r>
+      <w:proofErr w:type="spellEnd"/>
+      <w:r>
+        <w:t xml:space="preserve"> (ex. lot NX-2401 du produit </w:t>
+      </w:r>
+      <w:proofErr w:type="spellStart"/>
+      <w:r>
+        <w:t>Normaxil</w:t>
+      </w:r>
+      <w:proofErr w:type="spellEnd"/>
+      <w:r>
+        <w:t xml:space="preserve"> 500 mg :</w:t>
+      </w:r>
+    </w:p>
+    <w:p>
+      <w:proofErr w:type="gramStart"/>
+      <w:r>
+        <w:t>étapes</w:t>
+      </w:r>
+      <w:proofErr w:type="gramEnd"/>
+      <w:r>
+        <w:t xml:space="preserve"> de fabrication, événements qualité, résultats d'analyse, décisions). Recherche les faits</w:t>
+      </w:r>
+    </w:p>
+    <w:p>
+      <w:proofErr w:type="gramStart"/>
+      <w:r>
+        <w:t>pertinents</w:t>
+      </w:r>
+      <w:proofErr w:type="gramEnd"/>
+      <w:r>
+        <w:t xml:space="preserve"> pour la question.</w:t>
       </w:r>
     </w:p>
     <w:p>
@@ -1440,7 +2188,6 @@
           <w:b/>
           <w:bCs/>
         </w:rPr>
-        <w:lastRenderedPageBreak/>
         <w:t>Q9 :</w:t>
       </w:r>
       <w:r>
@@ -1451,17 +2198,51 @@
           <w:b/>
           <w:bCs/>
         </w:rPr>
-        <w:t>dissolution à 30 min = 72 % pour une spec ≥ 80 % → NON CONFORME (OOS)</w:t>
+        <w:t xml:space="preserve">dissolution à 30 min = 72 % pour une </w:t>
+      </w:r>
+      <w:proofErr w:type="spellStart"/>
+      <w:r>
+        <w:rPr>
+          <w:b/>
+          <w:bCs/>
+        </w:rPr>
+        <w:t>spec</w:t>
+      </w:r>
+      <w:proofErr w:type="spellEnd"/>
+      <w:r>
+        <w:rPr>
+          <w:b/>
+          <w:bCs/>
+        </w:rPr>
+        <w:t xml:space="preserve"> ≥ 80 % → NON CONFORME (OOS)</w:t>
       </w:r>
       <w:r>
         <w:t xml:space="preserve">, déclenchant DEV-2024-042 et CAPA-2024-017. </w:t>
       </w:r>
-      <w:r>
-        <w:rPr>
-          <w:b/>
-          <w:bCs/>
-        </w:rPr>
-        <w:t>agent_documentaire seul.</w:t>
+      <w:proofErr w:type="spellStart"/>
+      <w:proofErr w:type="gramStart"/>
+      <w:r>
+        <w:rPr>
+          <w:b/>
+          <w:bCs/>
+        </w:rPr>
+        <w:t>agent</w:t>
+      </w:r>
+      <w:proofErr w:type="gramEnd"/>
+      <w:r>
+        <w:rPr>
+          <w:b/>
+          <w:bCs/>
+        </w:rPr>
+        <w:t>_documentaire</w:t>
+      </w:r>
+      <w:proofErr w:type="spellEnd"/>
+      <w:r>
+        <w:rPr>
+          <w:b/>
+          <w:bCs/>
+        </w:rPr>
+        <w:t xml:space="preserve"> seul.</w:t>
       </w:r>
     </w:p>
     <w:p>
@@ -1483,14 +2264,40 @@
         <w:t>rejeté</w:t>
       </w:r>
       <w:r>
-        <w:t xml:space="preserve"> le 28/03/2024 par le Pharmacien Responsable, après remplacement des poinçons et re-fabrication d'un sous-lot de requalification. </w:t>
-      </w:r>
-      <w:r>
-        <w:rPr>
-          <w:b/>
-          <w:bCs/>
-        </w:rPr>
-        <w:t>agent_documentaire seul.</w:t>
+        <w:t xml:space="preserve"> le 28/03/2024 par le Pharmacien Responsable, après remplacement des poinçons et </w:t>
+      </w:r>
+      <w:proofErr w:type="spellStart"/>
+      <w:r>
+        <w:t>re-fabrication</w:t>
+      </w:r>
+      <w:proofErr w:type="spellEnd"/>
+      <w:r>
+        <w:t xml:space="preserve"> d'un sous-lot de requalification. </w:t>
+      </w:r>
+      <w:proofErr w:type="spellStart"/>
+      <w:proofErr w:type="gramStart"/>
+      <w:r>
+        <w:rPr>
+          <w:b/>
+          <w:bCs/>
+        </w:rPr>
+        <w:t>agent</w:t>
+      </w:r>
+      <w:proofErr w:type="gramEnd"/>
+      <w:r>
+        <w:rPr>
+          <w:b/>
+          <w:bCs/>
+        </w:rPr>
+        <w:t>_documentaire</w:t>
+      </w:r>
+      <w:proofErr w:type="spellEnd"/>
+      <w:r>
+        <w:rPr>
+          <w:b/>
+          <w:bCs/>
+        </w:rPr>
+        <w:t xml:space="preserve"> seul.</w:t>
       </w:r>
     </w:p>
     <w:p>
@@ -1517,14 +2324,47 @@
         <w:t>Q11 :</w:t>
       </w:r>
       <w:r>
-        <w:t xml:space="preserve"> « Le résultat de dissolution du lot NX-2401 respecte-t-il les exigences ? » → Attendu : agent_documentaire (dissolution 72 % &lt; spec 80 % → OOS, non conforme) ; si la question est comprise au sens réglementaire, agent_reglementaire peut confirmer l'obligation d'investigation. Cœur de la réponse : NON, résultat hors spécification. </w:t>
-      </w:r>
-      <w:r>
-        <w:rPr>
-          <w:b/>
-          <w:bCs/>
-        </w:rPr>
-        <w:t>documentaire (au moins).</w:t>
+        <w:t xml:space="preserve"> « Le résultat de dissolution du lot NX-2401 respecte-t-il les exigences ? » → Attendu : </w:t>
+      </w:r>
+      <w:proofErr w:type="spellStart"/>
+      <w:r>
+        <w:t>agent_documentaire</w:t>
+      </w:r>
+      <w:proofErr w:type="spellEnd"/>
+      <w:r>
+        <w:t xml:space="preserve"> (dissolution 72 % &lt; </w:t>
+      </w:r>
+      <w:proofErr w:type="spellStart"/>
+      <w:r>
+        <w:t>spec</w:t>
+      </w:r>
+      <w:proofErr w:type="spellEnd"/>
+      <w:r>
+        <w:t xml:space="preserve"> 80 % → OOS, non conforme) ; si la question est comprise au sens réglementaire, </w:t>
+      </w:r>
+      <w:proofErr w:type="spellStart"/>
+      <w:r>
+        <w:t>agent_reglementaire</w:t>
+      </w:r>
+      <w:proofErr w:type="spellEnd"/>
+      <w:r>
+        <w:t xml:space="preserve"> peut confirmer l'obligation d'investigation. Cœur de la réponse : NON, résultat hors spécification. </w:t>
+      </w:r>
+      <w:proofErr w:type="gramStart"/>
+      <w:r>
+        <w:rPr>
+          <w:b/>
+          <w:bCs/>
+        </w:rPr>
+        <w:t>documentaire</w:t>
+      </w:r>
+      <w:proofErr w:type="gramEnd"/>
+      <w:r>
+        <w:rPr>
+          <w:b/>
+          <w:bCs/>
+        </w:rPr>
+        <w:t xml:space="preserve"> (au moins).</w:t>
       </w:r>
     </w:p>
     <w:p>
@@ -1551,14 +2391,55 @@
         <w:t>Q12 :</w:t>
       </w:r>
       <w:r>
-        <w:t xml:space="preserve"> « La déviation du lot NX-2401 a-t-elle été traitée selon notre procédure interne ? » → Attendu : agent_documentaire (DEV-2024-042, OOS dissolution, lot bloqué puis rejeté par le Pharmacien Responsable) ET agent_procedures (SOP-QUAL-012 : enregistrement, investigation, CAPA, clôture par le Pharmacien Responsable). Synthèse : oui, le traitement suit la SOP. </w:t>
-      </w:r>
-      <w:r>
-        <w:rPr>
-          <w:b/>
-          <w:bCs/>
-        </w:rPr>
-        <w:t>documentaire + procedures.</w:t>
+        <w:t xml:space="preserve"> « La déviation du lot NX-2401 a-t-elle été traitée selon notre procédure interne ? » → Attendu : </w:t>
+      </w:r>
+      <w:proofErr w:type="spellStart"/>
+      <w:r>
+        <w:t>agent_documentaire</w:t>
+      </w:r>
+      <w:proofErr w:type="spellEnd"/>
+      <w:r>
+        <w:t xml:space="preserve"> (DEV-2024-042, OOS dissolution, lot bloqué puis rejeté par le Pharmacien Responsable) ET </w:t>
+      </w:r>
+      <w:proofErr w:type="spellStart"/>
+      <w:r>
+        <w:t>agent_procedures</w:t>
+      </w:r>
+      <w:proofErr w:type="spellEnd"/>
+      <w:r>
+        <w:t xml:space="preserve"> (SOP-QUAL-012 : enregistrement, investigation, CAPA, clôture par le Pharmacien Responsable). Synthèse : oui, le traitement suit la SOP. </w:t>
+      </w:r>
+      <w:proofErr w:type="gramStart"/>
+      <w:r>
+        <w:rPr>
+          <w:b/>
+          <w:bCs/>
+        </w:rPr>
+        <w:t>documentaire</w:t>
+      </w:r>
+      <w:proofErr w:type="gramEnd"/>
+      <w:r>
+        <w:rPr>
+          <w:b/>
+          <w:bCs/>
+        </w:rPr>
+        <w:t xml:space="preserve"> + </w:t>
+      </w:r>
+      <w:proofErr w:type="spellStart"/>
+      <w:r>
+        <w:rPr>
+          <w:b/>
+          <w:bCs/>
+        </w:rPr>
+        <w:t>procedures</w:t>
+      </w:r>
+      <w:proofErr w:type="spellEnd"/>
+      <w:r>
+        <w:rPr>
+          <w:b/>
+          <w:bCs/>
+        </w:rPr>
+        <w:t>.</w:t>
       </w:r>
     </w:p>
     <w:p>
@@ -1595,8 +2476,18 @@
           <w:numId w:val="5"/>
         </w:numPr>
       </w:pPr>
-      <w:r>
-        <w:t>agent_documentaire : DEV-2024-042 sur OOS dissolution (72 %), lot bloqué (CAPA-2024-017) puis rejeté le 28/03/2024 par le Pharmacien Responsable ;</w:t>
+      <w:proofErr w:type="spellStart"/>
+      <w:proofErr w:type="gramStart"/>
+      <w:r>
+        <w:t>agent</w:t>
+      </w:r>
+      <w:proofErr w:type="gramEnd"/>
+      <w:r>
+        <w:t>_documentaire</w:t>
+      </w:r>
+      <w:proofErr w:type="spellEnd"/>
+      <w:r>
+        <w:t xml:space="preserve"> : DEV-2024-042 sur OOS dissolution (72 %), lot bloqué (CAPA-2024-017) puis rejeté le 28/03/2024 par le Pharmacien Responsable ;</w:t>
       </w:r>
     </w:p>
     <w:p>
@@ -1606,8 +2497,18 @@
           <w:numId w:val="5"/>
         </w:numPr>
       </w:pPr>
-      <w:r>
-        <w:t>agent_procedures : SOP-QUAL-012 (enregistrement, investigation cause racine, CAPA, décision produit, clôture Pharmacien Responsable) ;</w:t>
+      <w:proofErr w:type="spellStart"/>
+      <w:proofErr w:type="gramStart"/>
+      <w:r>
+        <w:t>agent</w:t>
+      </w:r>
+      <w:proofErr w:type="gramEnd"/>
+      <w:r>
+        <w:t>_procedures</w:t>
+      </w:r>
+      <w:proofErr w:type="spellEnd"/>
+      <w:r>
+        <w:t xml:space="preserve"> : SOP-QUAL-012 (enregistrement, investigation cause racine, CAPA, décision produit, clôture Pharmacien Responsable) ;</w:t>
       </w:r>
     </w:p>
     <w:p>
@@ -1617,8 +2518,18 @@
           <w:numId w:val="5"/>
         </w:numPr>
       </w:pPr>
-      <w:r>
-        <w:t>agent_reglementaire : Chapitre 1 BPF (enregistrement et investigation des déviations, CAPA appropriées, pas de libération sans certification).</w:t>
+      <w:proofErr w:type="spellStart"/>
+      <w:proofErr w:type="gramStart"/>
+      <w:r>
+        <w:t>agent</w:t>
+      </w:r>
+      <w:proofErr w:type="gramEnd"/>
+      <w:r>
+        <w:t>_reglementaire</w:t>
+      </w:r>
+      <w:proofErr w:type="spellEnd"/>
+      <w:r>
+        <w:t xml:space="preserve"> : Chapitre 1 BPF (enregistrement et investigation des déviations, CAPA appropriées, pas de libération sans certification).</w:t>
       </w:r>
     </w:p>
     <w:p>
@@ -1629,6 +2540,7 @@
         </w:numPr>
       </w:pPr>
       <w:r>
+        <w:lastRenderedPageBreak/>
         <w:t xml:space="preserve">Synthèse : le traitement (investigation, CAPA, rejet du lot) est conforme à la SOP et aux BPF. </w:t>
       </w:r>
       <w:r>
@@ -1651,1701 +2563,6 @@
         <w:t xml:space="preserve"> « Quels sont les résultats du lot NX-9999 ? » → Attendu : « Je n'ai pas trouvé cette information dans les dossiers de lot. » S'il invente un résultat → échec critique.</w:t>
       </w:r>
     </w:p>
-    <w:p>
-      <w:r>
-        <w:pict w14:anchorId="47979346">
-          <v:rect id="_x0000_i1030" style="width:0;height:1.5pt" o:hralign="center" o:hrstd="t" o:hr="t" fillcolor="#a0a0a0" stroked="f"/>
-        </w:pict>
-      </w:r>
-    </w:p>
-    <w:p>
-      <w:pPr>
-        <w:rPr>
-          <w:b/>
-          <w:bCs/>
-        </w:rPr>
-      </w:pPr>
-      <w:r>
-        <w:rPr>
-          <w:b/>
-          <w:bCs/>
-        </w:rPr>
-        <w:t>RÉCAP — grille de validation rapide</w:t>
-      </w:r>
-    </w:p>
-    <w:tbl>
-      <w:tblPr>
-        <w:tblW w:w="0" w:type="auto"/>
-        <w:tblCellSpacing w:w="15" w:type="dxa"/>
-        <w:tblCellMar>
-          <w:top w:w="15" w:type="dxa"/>
-          <w:left w:w="15" w:type="dxa"/>
-          <w:bottom w:w="15" w:type="dxa"/>
-          <w:right w:w="15" w:type="dxa"/>
-        </w:tblCellMar>
-        <w:tblLook w:val="04A0" w:firstRow="1" w:lastRow="0" w:firstColumn="1" w:lastColumn="0" w:noHBand="0" w:noVBand="1"/>
-      </w:tblPr>
-      <w:tblGrid>
-        <w:gridCol w:w="885"/>
-        <w:gridCol w:w="2533"/>
-        <w:gridCol w:w="3409"/>
-      </w:tblGrid>
-      <w:tr>
-        <w:trPr>
-          <w:tblHeader/>
-          <w:tblCellSpacing w:w="15" w:type="dxa"/>
-        </w:trPr>
-        <w:tc>
-          <w:tcPr>
-            <w:tcW w:w="0" w:type="auto"/>
-            <w:vAlign w:val="center"/>
-            <w:hideMark/>
-          </w:tcPr>
-          <w:p>
-            <w:pPr>
-              <w:rPr>
-                <w:b/>
-                <w:bCs/>
-              </w:rPr>
-            </w:pPr>
-            <w:r>
-              <w:rPr>
-                <w:b/>
-                <w:bCs/>
-              </w:rPr>
-              <w:t>Q</w:t>
-            </w:r>
-          </w:p>
-        </w:tc>
-        <w:tc>
-          <w:tcPr>
-            <w:tcW w:w="0" w:type="auto"/>
-            <w:vAlign w:val="center"/>
-            <w:hideMark/>
-          </w:tcPr>
-          <w:p>
-            <w:pPr>
-              <w:rPr>
-                <w:b/>
-                <w:bCs/>
-              </w:rPr>
-            </w:pPr>
-            <w:r>
-              <w:rPr>
-                <w:b/>
-                <w:bCs/>
-              </w:rPr>
-              <w:t>Experts attendus</w:t>
-            </w:r>
-          </w:p>
-        </w:tc>
-        <w:tc>
-          <w:tcPr>
-            <w:tcW w:w="0" w:type="auto"/>
-            <w:vAlign w:val="center"/>
-            <w:hideMark/>
-          </w:tcPr>
-          <w:p>
-            <w:pPr>
-              <w:rPr>
-                <w:b/>
-                <w:bCs/>
-              </w:rPr>
-            </w:pPr>
-            <w:r>
-              <w:rPr>
-                <w:b/>
-                <w:bCs/>
-              </w:rPr>
-              <w:t>Point vérifié</w:t>
-            </w:r>
-          </w:p>
-        </w:tc>
-      </w:tr>
-      <w:tr>
-        <w:trPr>
-          <w:tblCellSpacing w:w="15" w:type="dxa"/>
-        </w:trPr>
-        <w:tc>
-          <w:tcPr>
-            <w:tcW w:w="0" w:type="auto"/>
-            <w:vAlign w:val="center"/>
-            <w:hideMark/>
-          </w:tcPr>
-          <w:p>
-            <w:r>
-              <w:t>Q1-Q3</w:t>
-            </w:r>
-          </w:p>
-        </w:tc>
-        <w:tc>
-          <w:tcPr>
-            <w:tcW w:w="0" w:type="auto"/>
-            <w:vAlign w:val="center"/>
-            <w:hideMark/>
-          </w:tcPr>
-          <w:p>
-            <w:r>
-              <w:t>procedures</w:t>
-            </w:r>
-          </w:p>
-        </w:tc>
-        <w:tc>
-          <w:tcPr>
-            <w:tcW w:w="0" w:type="auto"/>
-            <w:vAlign w:val="center"/>
-            <w:hideMark/>
-          </w:tcPr>
-          <w:p>
-            <w:r>
-              <w:t>trouve la bonne SOP, cite la référence</w:t>
-            </w:r>
-          </w:p>
-        </w:tc>
-      </w:tr>
-      <w:tr>
-        <w:trPr>
-          <w:tblCellSpacing w:w="15" w:type="dxa"/>
-        </w:trPr>
-        <w:tc>
-          <w:tcPr>
-            <w:tcW w:w="0" w:type="auto"/>
-            <w:vAlign w:val="center"/>
-            <w:hideMark/>
-          </w:tcPr>
-          <w:p>
-            <w:r>
-              <w:t>Q4</w:t>
-            </w:r>
-          </w:p>
-        </w:tc>
-        <w:tc>
-          <w:tcPr>
-            <w:tcW w:w="0" w:type="auto"/>
-            <w:vAlign w:val="center"/>
-            <w:hideMark/>
-          </w:tcPr>
-          <w:p>
-            <w:r>
-              <w:t>procedures</w:t>
-            </w:r>
-          </w:p>
-        </w:tc>
-        <w:tc>
-          <w:tcPr>
-            <w:tcW w:w="0" w:type="auto"/>
-            <w:vAlign w:val="center"/>
-            <w:hideMark/>
-          </w:tcPr>
-          <w:p>
-            <w:r>
-              <w:t>dit « non trouvé » (pas d'invention)</w:t>
-            </w:r>
-          </w:p>
-        </w:tc>
-      </w:tr>
-      <w:tr>
-        <w:trPr>
-          <w:tblCellSpacing w:w="15" w:type="dxa"/>
-        </w:trPr>
-        <w:tc>
-          <w:tcPr>
-            <w:tcW w:w="0" w:type="auto"/>
-            <w:vAlign w:val="center"/>
-            <w:hideMark/>
-          </w:tcPr>
-          <w:p>
-            <w:r>
-              <w:t>Q5-Q6</w:t>
-            </w:r>
-          </w:p>
-        </w:tc>
-        <w:tc>
-          <w:tcPr>
-            <w:tcW w:w="0" w:type="auto"/>
-            <w:vAlign w:val="center"/>
-            <w:hideMark/>
-          </w:tcPr>
-          <w:p>
-            <w:r>
-              <w:t>reglementaire seul</w:t>
-            </w:r>
-          </w:p>
-        </w:tc>
-        <w:tc>
-          <w:tcPr>
-            <w:tcW w:w="0" w:type="auto"/>
-            <w:vAlign w:val="center"/>
-            <w:hideMark/>
-          </w:tcPr>
-          <w:p>
-            <w:r>
-              <w:t>ne va pas chercher en interne</w:t>
-            </w:r>
-          </w:p>
-        </w:tc>
-      </w:tr>
-      <w:tr>
-        <w:trPr>
-          <w:tblCellSpacing w:w="15" w:type="dxa"/>
-        </w:trPr>
-        <w:tc>
-          <w:tcPr>
-            <w:tcW w:w="0" w:type="auto"/>
-            <w:vAlign w:val="center"/>
-            <w:hideMark/>
-          </w:tcPr>
-          <w:p>
-            <w:r>
-              <w:t>Q7</w:t>
-            </w:r>
-          </w:p>
-        </w:tc>
-        <w:tc>
-          <w:tcPr>
-            <w:tcW w:w="0" w:type="auto"/>
-            <w:vAlign w:val="center"/>
-            <w:hideMark/>
-          </w:tcPr>
-          <w:p>
-            <w:r>
-              <w:t>procedures seul</w:t>
-            </w:r>
-          </w:p>
-        </w:tc>
-        <w:tc>
-          <w:tcPr>
-            <w:tcW w:w="0" w:type="auto"/>
-            <w:vAlign w:val="center"/>
-            <w:hideMark/>
-          </w:tcPr>
-          <w:p>
-            <w:r>
-              <w:t>résiste au piège du mot « déviation »</w:t>
-            </w:r>
-          </w:p>
-        </w:tc>
-      </w:tr>
-      <w:tr>
-        <w:trPr>
-          <w:tblCellSpacing w:w="15" w:type="dxa"/>
-        </w:trPr>
-        <w:tc>
-          <w:tcPr>
-            <w:tcW w:w="0" w:type="auto"/>
-            <w:vAlign w:val="center"/>
-            <w:hideMark/>
-          </w:tcPr>
-          <w:p>
-            <w:r>
-              <w:lastRenderedPageBreak/>
-              <w:t>Q8</w:t>
-            </w:r>
-          </w:p>
-        </w:tc>
-        <w:tc>
-          <w:tcPr>
-            <w:tcW w:w="0" w:type="auto"/>
-            <w:vAlign w:val="center"/>
-            <w:hideMark/>
-          </w:tcPr>
-          <w:p>
-            <w:r>
-              <w:t>procedures + reglementaire</w:t>
-            </w:r>
-          </w:p>
-        </w:tc>
-        <w:tc>
-          <w:tcPr>
-            <w:tcW w:w="0" w:type="auto"/>
-            <w:vAlign w:val="center"/>
-            <w:hideMark/>
-          </w:tcPr>
-          <w:p>
-            <w:r>
-              <w:t>croisement à 2</w:t>
-            </w:r>
-          </w:p>
-        </w:tc>
-      </w:tr>
-      <w:tr>
-        <w:trPr>
-          <w:tblCellSpacing w:w="15" w:type="dxa"/>
-        </w:trPr>
-        <w:tc>
-          <w:tcPr>
-            <w:tcW w:w="0" w:type="auto"/>
-            <w:vAlign w:val="center"/>
-            <w:hideMark/>
-          </w:tcPr>
-          <w:p>
-            <w:r>
-              <w:t>Q9-Q10</w:t>
-            </w:r>
-          </w:p>
-        </w:tc>
-        <w:tc>
-          <w:tcPr>
-            <w:tcW w:w="0" w:type="auto"/>
-            <w:vAlign w:val="center"/>
-            <w:hideMark/>
-          </w:tcPr>
-          <w:p>
-            <w:r>
-              <w:t>documentaire seul</w:t>
-            </w:r>
-          </w:p>
-        </w:tc>
-        <w:tc>
-          <w:tcPr>
-            <w:tcW w:w="0" w:type="auto"/>
-            <w:vAlign w:val="center"/>
-            <w:hideMark/>
-          </w:tcPr>
-          <w:p>
-            <w:r>
-              <w:t>faits exacts du lot</w:t>
-            </w:r>
-          </w:p>
-        </w:tc>
-      </w:tr>
-      <w:tr>
-        <w:trPr>
-          <w:tblCellSpacing w:w="15" w:type="dxa"/>
-        </w:trPr>
-        <w:tc>
-          <w:tcPr>
-            <w:tcW w:w="0" w:type="auto"/>
-            <w:vAlign w:val="center"/>
-            <w:hideMark/>
-          </w:tcPr>
-          <w:p>
-            <w:r>
-              <w:t>Q11-Q12</w:t>
-            </w:r>
-          </w:p>
-        </w:tc>
-        <w:tc>
-          <w:tcPr>
-            <w:tcW w:w="0" w:type="auto"/>
-            <w:vAlign w:val="center"/>
-            <w:hideMark/>
-          </w:tcPr>
-          <w:p>
-            <w:r>
-              <w:t>documentaire + 1 autre</w:t>
-            </w:r>
-          </w:p>
-        </w:tc>
-        <w:tc>
-          <w:tcPr>
-            <w:tcW w:w="0" w:type="auto"/>
-            <w:vAlign w:val="center"/>
-            <w:hideMark/>
-          </w:tcPr>
-          <w:p>
-            <w:r>
-              <w:t>croisement à 2</w:t>
-            </w:r>
-          </w:p>
-        </w:tc>
-      </w:tr>
-      <w:tr>
-        <w:trPr>
-          <w:tblCellSpacing w:w="15" w:type="dxa"/>
-        </w:trPr>
-        <w:tc>
-          <w:tcPr>
-            <w:tcW w:w="0" w:type="auto"/>
-            <w:vAlign w:val="center"/>
-            <w:hideMark/>
-          </w:tcPr>
-          <w:p>
-            <w:r>
-              <w:t>Q13</w:t>
-            </w:r>
-          </w:p>
-        </w:tc>
-        <w:tc>
-          <w:tcPr>
-            <w:tcW w:w="0" w:type="auto"/>
-            <w:vAlign w:val="center"/>
-            <w:hideMark/>
-          </w:tcPr>
-          <w:p>
-            <w:r>
-              <w:t>les 3</w:t>
-            </w:r>
-          </w:p>
-        </w:tc>
-        <w:tc>
-          <w:tcPr>
-            <w:tcW w:w="0" w:type="auto"/>
-            <w:vAlign w:val="center"/>
-            <w:hideMark/>
-          </w:tcPr>
-          <w:p>
-            <w:r>
-              <w:t>le test final complet</w:t>
-            </w:r>
-          </w:p>
-        </w:tc>
-      </w:tr>
-      <w:tr>
-        <w:trPr>
-          <w:tblCellSpacing w:w="15" w:type="dxa"/>
-        </w:trPr>
-        <w:tc>
-          <w:tcPr>
-            <w:tcW w:w="0" w:type="auto"/>
-            <w:vAlign w:val="center"/>
-            <w:hideMark/>
-          </w:tcPr>
-          <w:p>
-            <w:r>
-              <w:t>Q14</w:t>
-            </w:r>
-          </w:p>
-        </w:tc>
-        <w:tc>
-          <w:tcPr>
-            <w:tcW w:w="0" w:type="auto"/>
-            <w:vAlign w:val="center"/>
-            <w:hideMark/>
-          </w:tcPr>
-          <w:p>
-            <w:r>
-              <w:t>documentaire</w:t>
-            </w:r>
-          </w:p>
-        </w:tc>
-        <w:tc>
-          <w:tcPr>
-            <w:tcW w:w="0" w:type="auto"/>
-            <w:vAlign w:val="center"/>
-            <w:hideMark/>
-          </w:tcPr>
-          <w:p>
-            <w:r>
-              <w:t>dit « non trouvé » (lot inexistant)</w:t>
-            </w:r>
-          </w:p>
-        </w:tc>
-      </w:tr>
-    </w:tbl>
-    <w:p>
-      <w:r>
-        <w:rPr>
-          <w:b/>
-          <w:bCs/>
-        </w:rPr>
-        <w:t>Règle de lecture des tests :</w:t>
-      </w:r>
-      <w:r>
-        <w:t xml:space="preserve"> pour chaque question, vérifie dans le panneau d'exécution (1) que les BONS experts se sont activés, (2) que chaque expert a bien appelé son Qdrant, (3) que la réponse correspond aux faits ci-dessus sans rien inventer.</w:t>
-      </w:r>
-    </w:p>
-    <w:p>
-      <w:r>
-        <w:t>Bonne demande — les prompts guident le comportement, mais les paramètres techniques des nœuds Ollama et Qdrant conditionnent la fiabilité et la performance. Je te donne les réglages précis pour ton cas, avec le pourquoi de chacun.</w:t>
-      </w:r>
-    </w:p>
-    <w:p>
-      <w:pPr>
-        <w:rPr>
-          <w:b/>
-          <w:bCs/>
-        </w:rPr>
-      </w:pPr>
-      <w:r>
-        <w:rPr>
-          <w:b/>
-          <w:bCs/>
-        </w:rPr>
-        <w:t>Nœuds Ollama Chat Model</w:t>
-      </w:r>
-    </w:p>
-    <w:p>
-      <w:r>
-        <w:t>Tu as plusieurs nœuds Ollama : celui de l'orchestrateur et un par expert. Les réglages diffèrent légèrement selon le rôle.</w:t>
-      </w:r>
-    </w:p>
-    <w:p>
-      <w:r>
-        <w:rPr>
-          <w:b/>
-          <w:bCs/>
-        </w:rPr>
-        <w:t>Pour TOUS les nœuds Ollama (orchestrateur + experts) — les réglages critiques :</w:t>
-      </w:r>
-    </w:p>
-    <w:p>
-      <w:r>
-        <w:rPr>
-          <w:b/>
-          <w:bCs/>
-        </w:rPr>
-        <w:t>temperature = 0</w:t>
-      </w:r>
-      <w:r>
-        <w:t xml:space="preserve"> — c'est LE réglage le plus important. À 0, le modèle est déterministe : il ne « brode » pas, il appelle ses outils de façon régulière, il n'invente pas. C'est 80 % de ton gain anti-hallucination et anti-instabilité. Ne le laisse jamais élevé sur un système RAG où tu veux de la factualité.</w:t>
-      </w:r>
-    </w:p>
-    <w:p>
-      <w:r>
-        <w:rPr>
-          <w:b/>
-          <w:bCs/>
-        </w:rPr>
-        <w:t>top_k = 20 à 40</w:t>
-      </w:r>
-      <w:r>
-        <w:t xml:space="preserve"> (mets 20 pour commencer) — limite le nombre de tokens candidats à chaque étape. Bas = plus focalisé, moins de dérive. Avec température 0, son influence est faible, mais 20 renforce la stabilité.</w:t>
-      </w:r>
-    </w:p>
-    <w:p>
-      <w:r>
-        <w:rPr>
-          <w:b/>
-          <w:bCs/>
-        </w:rPr>
-        <w:t>top_p = 0.9</w:t>
-      </w:r>
-      <w:r>
-        <w:t xml:space="preserve"> — contrôle la diversité cumulée. Laisse-le à 0.9 ; avec température 0, il n'a presque pas d'effet, mais cette valeur est sûre. Ne descends pas trop bas (risque de réponses tronquées).</w:t>
-      </w:r>
-    </w:p>
-    <w:p>
-      <w:r>
-        <w:rPr>
-          <w:b/>
-          <w:bCs/>
-        </w:rPr>
-        <w:t>frequency_penalty = 0</w:t>
-      </w:r>
-      <w:r>
-        <w:t xml:space="preserve"> — laisse à 0. Ne l'augmente que si tu constates que le modèle se répète en boucle, ce qui est rare en RAG.</w:t>
-      </w:r>
-    </w:p>
-    <w:p>
-      <w:r>
-        <w:rPr>
-          <w:b/>
-          <w:bCs/>
-        </w:rPr>
-        <w:t>keep_alive = 30m (ou plus)</w:t>
-      </w:r>
-      <w:r>
-        <w:t xml:space="preserve"> — garde le modèle chargé en mémoire GPU pendant 30 minutes après le dernier appel. </w:t>
-      </w:r>
-      <w:r>
-        <w:rPr>
-          <w:b/>
-          <w:bCs/>
-        </w:rPr>
-        <w:t>Important pour ta performance</w:t>
-      </w:r>
-      <w:r>
-        <w:t xml:space="preserve"> : sans ça, Ollama décharge le modèle entre deux questions et doit le recharger (plusieurs secondes de latence à chaque fois). Avec un keep_alive élevé, tes tests s'enchaînent vite. En production, tu peux même mettre -1 (jamais décharger) si le serveur est dédié.</w:t>
-      </w:r>
-    </w:p>
-    <w:p>
-      <w:r>
-        <w:rPr>
-          <w:b/>
-          <w:bCs/>
-        </w:rPr>
-        <w:t>enable_thinking</w:t>
-      </w:r>
-      <w:r>
-        <w:t xml:space="preserve"> — à tester, pas systématique. Si ton modèle qwen supporte le mode « thinking » (raisonnement étape par étape), il peut mieux gérer la décision multi-outils de l'orchestrateur. Mais ça ajoute de la latence. Mon conseil : </w:t>
-      </w:r>
-      <w:r>
-        <w:rPr>
-          <w:b/>
-          <w:bCs/>
-        </w:rPr>
-        <w:t>laisse-le désactivé au départ</w:t>
-      </w:r>
-      <w:r>
-        <w:t>, et ne l'active sur l'orchestrateur que si tu constates qu'il a du mal à choisir entre plusieurs experts. Sur les experts (tâche simple : chercher et répondre), inutile.</w:t>
-      </w:r>
-    </w:p>
-    <w:p>
-      <w:r>
-        <w:rPr>
-          <w:b/>
-          <w:bCs/>
-        </w:rPr>
-        <w:t>Paramètres infrastructure (selon ta machine) :</w:t>
-      </w:r>
-    </w:p>
-    <w:p>
-      <w:r>
-        <w:rPr>
-          <w:b/>
-          <w:bCs/>
-        </w:rPr>
-        <w:lastRenderedPageBreak/>
-        <w:t>low_vram_mode</w:t>
-      </w:r>
-      <w:r>
-        <w:t xml:space="preserve"> — active-le </w:t>
-      </w:r>
-      <w:r>
-        <w:rPr>
-          <w:b/>
-          <w:bCs/>
-        </w:rPr>
-        <w:t>seulement</w:t>
-      </w:r>
-      <w:r>
-        <w:t xml:space="preserve"> si tu as peu de VRAM et que tu vois des erreurs de mémoire. Sinon laisse désactivé : il ralentit le modèle. Avec du qwen2.5:7b, il te faut une carte correcte ; si ça tient, n'active pas low_vram.</w:t>
-      </w:r>
-    </w:p>
-    <w:p>
-      <w:r>
-        <w:rPr>
-          <w:b/>
-          <w:bCs/>
-        </w:rPr>
-        <w:t>main_gpu_id</w:t>
-      </w:r>
-      <w:r>
-        <w:t xml:space="preserve"> — ne le règle que si tu as </w:t>
-      </w:r>
-      <w:r>
-        <w:rPr>
-          <w:b/>
-          <w:bCs/>
-        </w:rPr>
-        <w:t>plusieurs GPU</w:t>
-      </w:r>
-      <w:r>
-        <w:t xml:space="preserve"> et veux cibler le bon. Avec un seul GPU, laisse la valeur par défaut.</w:t>
-      </w:r>
-    </w:p>
-    <w:p>
-      <w:r>
-        <w:rPr>
-          <w:b/>
-          <w:bCs/>
-        </w:rPr>
-        <w:t>num_gpu</w:t>
-      </w:r>
-      <w:r>
-        <w:t xml:space="preserve"> (si disponible) — nombre de couches déchargées sur le GPU. Laisse la valeur par défaut sauf si tu ajustes finement la mémoire.</w:t>
-      </w:r>
-    </w:p>
-    <w:p>
-      <w:pPr>
-        <w:rPr>
-          <w:b/>
-          <w:bCs/>
-        </w:rPr>
-      </w:pPr>
-      <w:r>
-        <w:rPr>
-          <w:b/>
-          <w:bCs/>
-        </w:rPr>
-        <w:t>Petite nuance orchestrateur vs experts</w:t>
-      </w:r>
-    </w:p>
-    <w:p>
-      <w:r>
-        <w:rPr>
-          <w:b/>
-          <w:bCs/>
-        </w:rPr>
-        <w:t>Orchestrateur</w:t>
-      </w:r>
-      <w:r>
-        <w:t xml:space="preserve"> : c'est lui qui doit raisonner et décider quels experts appeler. Si tu actives enable_thinking quelque part, c'est ici que ça peut aider. Température toujours 0.</w:t>
-      </w:r>
-    </w:p>
-    <w:p>
-      <w:r>
-        <w:rPr>
-          <w:b/>
-          <w:bCs/>
-        </w:rPr>
-        <w:t>Experts</w:t>
-      </w:r>
-      <w:r>
-        <w:t xml:space="preserve"> : tâche simple et mécanique (chercher, répondre à partir des extraits). Température 0, pas de thinking, réglages minimaux. Tu veux qu'ils soient rapides et prévisibles.</w:t>
-      </w:r>
-    </w:p>
-    <w:p>
-      <w:pPr>
-        <w:rPr>
-          <w:b/>
-          <w:bCs/>
-        </w:rPr>
-      </w:pPr>
-      <w:r>
-        <w:rPr>
-          <w:b/>
-          <w:bCs/>
-        </w:rPr>
-        <w:t>Nœud Qdrant (Retrieve As Tool)</w:t>
-      </w:r>
-    </w:p>
-    <w:p>
-      <w:r>
-        <w:t>Moins de paramètres, mais deux comptent :</w:t>
-      </w:r>
-    </w:p>
-    <w:p>
-      <w:r>
-        <w:rPr>
-          <w:b/>
-          <w:bCs/>
-        </w:rPr>
-        <w:t>Limit (nombre de documents récupérés) = 4</w:t>
-      </w:r>
-      <w:r>
-        <w:t xml:space="preserve"> pour commencer. C'est le nombre d'extraits que Qdrant renvoie à l'expert. Le bon équilibre :</w:t>
-      </w:r>
-    </w:p>
-    <w:p>
-      <w:pPr>
-        <w:numPr>
-          <w:ilvl w:val="0"/>
-          <w:numId w:val="6"/>
-        </w:numPr>
-      </w:pPr>
-      <w:r>
-        <w:rPr>
-          <w:b/>
-          <w:bCs/>
-        </w:rPr>
-        <w:t>trop bas</w:t>
-      </w:r>
-      <w:r>
-        <w:t xml:space="preserve"> (1-2) → l'expert manque de contexte, réponses incomplètes,</w:t>
-      </w:r>
-    </w:p>
-    <w:p>
-      <w:pPr>
-        <w:numPr>
-          <w:ilvl w:val="0"/>
-          <w:numId w:val="6"/>
-        </w:numPr>
-      </w:pPr>
-      <w:r>
-        <w:rPr>
-          <w:b/>
-          <w:bCs/>
-        </w:rPr>
-        <w:t>trop haut</w:t>
-      </w:r>
-      <w:r>
-        <w:t xml:space="preserve"> (10+) → l'expert reçoit trop de texte, dont du bruit, ce qui </w:t>
-      </w:r>
-      <w:r>
-        <w:rPr>
-          <w:b/>
-          <w:bCs/>
-        </w:rPr>
-        <w:t>augmente le risque d'hallucination</w:t>
-      </w:r>
-      <w:r>
-        <w:t xml:space="preserve"> et sature le contexte.</w:t>
-      </w:r>
-    </w:p>
-    <w:p>
-      <w:pPr>
-        <w:numPr>
-          <w:ilvl w:val="0"/>
-          <w:numId w:val="6"/>
-        </w:numPr>
-      </w:pPr>
-      <w:r>
-        <w:rPr>
-          <w:b/>
-          <w:bCs/>
-        </w:rPr>
-        <w:t>4 est un bon départ.</w:t>
-      </w:r>
-      <w:r>
-        <w:t xml:space="preserve"> Si les réponses manquent d'info → monte à 6. Si elles partent dans tous les sens → descends à 3.</w:t>
-      </w:r>
-    </w:p>
-    <w:p>
-      <w:r>
-        <w:rPr>
-          <w:b/>
-          <w:bCs/>
-        </w:rPr>
-        <w:t>Search Filter</w:t>
-      </w:r>
-      <w:r>
-        <w:t xml:space="preserve"> — laisse-le </w:t>
-      </w:r>
-      <w:r>
-        <w:rPr>
-          <w:b/>
-          <w:bCs/>
-        </w:rPr>
-        <w:t>vide</w:t>
-      </w:r>
-      <w:r>
-        <w:t xml:space="preserve"> dans ton cas. Il sert à filtrer par métadonnée (ex. ne chercher que dans un type de document). Comme chacune de tes trois collections est déjà homogène (une par domaine), tu n'en as pas besoin. Il deviendrait utile si une seule collection mélangeait plusieurs natures de documents et que tu voulais cibler.</w:t>
-      </w:r>
-    </w:p>
-    <w:p>
-      <w:pPr>
-        <w:rPr>
-          <w:b/>
-          <w:bCs/>
-        </w:rPr>
-      </w:pPr>
-      <w:r>
-        <w:rPr>
-          <w:b/>
-          <w:bCs/>
-        </w:rPr>
-        <w:t>Tableau récapitulatif de tes réglages de départ</w:t>
-      </w:r>
-    </w:p>
-    <w:tbl>
-      <w:tblPr>
-        <w:tblW w:w="0" w:type="auto"/>
-        <w:tblCellSpacing w:w="15" w:type="dxa"/>
-        <w:tblCellMar>
-          <w:top w:w="15" w:type="dxa"/>
-          <w:left w:w="15" w:type="dxa"/>
-          <w:bottom w:w="15" w:type="dxa"/>
-          <w:right w:w="15" w:type="dxa"/>
-        </w:tblCellMar>
-        <w:tblLook w:val="04A0" w:firstRow="1" w:lastRow="0" w:firstColumn="1" w:lastColumn="0" w:noHBand="0" w:noVBand="1"/>
-      </w:tblPr>
-      <w:tblGrid>
-        <w:gridCol w:w="1754"/>
-        <w:gridCol w:w="1327"/>
-        <w:gridCol w:w="1148"/>
-        <w:gridCol w:w="3158"/>
-      </w:tblGrid>
-      <w:tr>
-        <w:trPr>
-          <w:tblHeader/>
-          <w:tblCellSpacing w:w="15" w:type="dxa"/>
-        </w:trPr>
-        <w:tc>
-          <w:tcPr>
-            <w:tcW w:w="0" w:type="auto"/>
-            <w:vAlign w:val="center"/>
-            <w:hideMark/>
-          </w:tcPr>
-          <w:p>
-            <w:pPr>
-              <w:rPr>
-                <w:b/>
-                <w:bCs/>
-              </w:rPr>
-            </w:pPr>
-            <w:r>
-              <w:rPr>
-                <w:b/>
-                <w:bCs/>
-              </w:rPr>
-              <w:t>Paramètre</w:t>
-            </w:r>
-          </w:p>
-        </w:tc>
-        <w:tc>
-          <w:tcPr>
-            <w:tcW w:w="0" w:type="auto"/>
-            <w:vAlign w:val="center"/>
-            <w:hideMark/>
-          </w:tcPr>
-          <w:p>
-            <w:pPr>
-              <w:rPr>
-                <w:b/>
-                <w:bCs/>
-              </w:rPr>
-            </w:pPr>
-            <w:r>
-              <w:rPr>
-                <w:b/>
-                <w:bCs/>
-              </w:rPr>
-              <w:t>Orchestrateur</w:t>
-            </w:r>
-          </w:p>
-        </w:tc>
-        <w:tc>
-          <w:tcPr>
-            <w:tcW w:w="0" w:type="auto"/>
-            <w:vAlign w:val="center"/>
-            <w:hideMark/>
-          </w:tcPr>
-          <w:p>
-            <w:pPr>
-              <w:rPr>
-                <w:b/>
-                <w:bCs/>
-              </w:rPr>
-            </w:pPr>
-            <w:r>
-              <w:rPr>
-                <w:b/>
-                <w:bCs/>
-              </w:rPr>
-              <w:t>Experts</w:t>
-            </w:r>
-          </w:p>
-        </w:tc>
-        <w:tc>
-          <w:tcPr>
-            <w:tcW w:w="0" w:type="auto"/>
-            <w:vAlign w:val="center"/>
-            <w:hideMark/>
-          </w:tcPr>
-          <w:p>
-            <w:pPr>
-              <w:rPr>
-                <w:b/>
-                <w:bCs/>
-              </w:rPr>
-            </w:pPr>
-            <w:r>
-              <w:rPr>
-                <w:b/>
-                <w:bCs/>
-              </w:rPr>
-              <w:t>Pourquoi</w:t>
-            </w:r>
-          </w:p>
-        </w:tc>
-      </w:tr>
-      <w:tr>
-        <w:trPr>
-          <w:tblCellSpacing w:w="15" w:type="dxa"/>
-        </w:trPr>
-        <w:tc>
-          <w:tcPr>
-            <w:tcW w:w="0" w:type="auto"/>
-            <w:vAlign w:val="center"/>
-            <w:hideMark/>
-          </w:tcPr>
-          <w:p>
-            <w:r>
-              <w:t>temperature</w:t>
-            </w:r>
-          </w:p>
-        </w:tc>
-        <w:tc>
-          <w:tcPr>
-            <w:tcW w:w="0" w:type="auto"/>
-            <w:vAlign w:val="center"/>
-            <w:hideMark/>
-          </w:tcPr>
-          <w:p>
-            <w:r>
-              <w:rPr>
-                <w:b/>
-                <w:bCs/>
-              </w:rPr>
-              <w:t>0</w:t>
-            </w:r>
-          </w:p>
-        </w:tc>
-        <w:tc>
-          <w:tcPr>
-            <w:tcW w:w="0" w:type="auto"/>
-            <w:vAlign w:val="center"/>
-            <w:hideMark/>
-          </w:tcPr>
-          <w:p>
-            <w:r>
-              <w:rPr>
-                <w:b/>
-                <w:bCs/>
-              </w:rPr>
-              <w:t>0</w:t>
-            </w:r>
-          </w:p>
-        </w:tc>
-        <w:tc>
-          <w:tcPr>
-            <w:tcW w:w="0" w:type="auto"/>
-            <w:vAlign w:val="center"/>
-            <w:hideMark/>
-          </w:tcPr>
-          <w:p>
-            <w:r>
-              <w:t>déterminisme, anti-hallucination</w:t>
-            </w:r>
-          </w:p>
-        </w:tc>
-      </w:tr>
-      <w:tr>
-        <w:trPr>
-          <w:tblCellSpacing w:w="15" w:type="dxa"/>
-        </w:trPr>
-        <w:tc>
-          <w:tcPr>
-            <w:tcW w:w="0" w:type="auto"/>
-            <w:vAlign w:val="center"/>
-            <w:hideMark/>
-          </w:tcPr>
-          <w:p>
-            <w:r>
-              <w:t>top_k</w:t>
-            </w:r>
-          </w:p>
-        </w:tc>
-        <w:tc>
-          <w:tcPr>
-            <w:tcW w:w="0" w:type="auto"/>
-            <w:vAlign w:val="center"/>
-            <w:hideMark/>
-          </w:tcPr>
-          <w:p>
-            <w:r>
-              <w:t>20</w:t>
-            </w:r>
-          </w:p>
-        </w:tc>
-        <w:tc>
-          <w:tcPr>
-            <w:tcW w:w="0" w:type="auto"/>
-            <w:vAlign w:val="center"/>
-            <w:hideMark/>
-          </w:tcPr>
-          <w:p>
-            <w:r>
-              <w:t>20</w:t>
-            </w:r>
-          </w:p>
-        </w:tc>
-        <w:tc>
-          <w:tcPr>
-            <w:tcW w:w="0" w:type="auto"/>
-            <w:vAlign w:val="center"/>
-            <w:hideMark/>
-          </w:tcPr>
-          <w:p>
-            <w:r>
-              <w:t>focalisation</w:t>
-            </w:r>
-          </w:p>
-        </w:tc>
-      </w:tr>
-      <w:tr>
-        <w:trPr>
-          <w:tblCellSpacing w:w="15" w:type="dxa"/>
-        </w:trPr>
-        <w:tc>
-          <w:tcPr>
-            <w:tcW w:w="0" w:type="auto"/>
-            <w:vAlign w:val="center"/>
-            <w:hideMark/>
-          </w:tcPr>
-          <w:p>
-            <w:r>
-              <w:t>top_p</w:t>
-            </w:r>
-          </w:p>
-        </w:tc>
-        <w:tc>
-          <w:tcPr>
-            <w:tcW w:w="0" w:type="auto"/>
-            <w:vAlign w:val="center"/>
-            <w:hideMark/>
-          </w:tcPr>
-          <w:p>
-            <w:r>
-              <w:t>0.9</w:t>
-            </w:r>
-          </w:p>
-        </w:tc>
-        <w:tc>
-          <w:tcPr>
-            <w:tcW w:w="0" w:type="auto"/>
-            <w:vAlign w:val="center"/>
-            <w:hideMark/>
-          </w:tcPr>
-          <w:p>
-            <w:r>
-              <w:t>0.9</w:t>
-            </w:r>
-          </w:p>
-        </w:tc>
-        <w:tc>
-          <w:tcPr>
-            <w:tcW w:w="0" w:type="auto"/>
-            <w:vAlign w:val="center"/>
-            <w:hideMark/>
-          </w:tcPr>
-          <w:p>
-            <w:r>
-              <w:t>valeur sûre</w:t>
-            </w:r>
-          </w:p>
-        </w:tc>
-      </w:tr>
-      <w:tr>
-        <w:trPr>
-          <w:tblCellSpacing w:w="15" w:type="dxa"/>
-        </w:trPr>
-        <w:tc>
-          <w:tcPr>
-            <w:tcW w:w="0" w:type="auto"/>
-            <w:vAlign w:val="center"/>
-            <w:hideMark/>
-          </w:tcPr>
-          <w:p>
-            <w:r>
-              <w:t>frequency_penalty</w:t>
-            </w:r>
-          </w:p>
-        </w:tc>
-        <w:tc>
-          <w:tcPr>
-            <w:tcW w:w="0" w:type="auto"/>
-            <w:vAlign w:val="center"/>
-            <w:hideMark/>
-          </w:tcPr>
-          <w:p>
-            <w:r>
-              <w:t>0</w:t>
-            </w:r>
-          </w:p>
-        </w:tc>
-        <w:tc>
-          <w:tcPr>
-            <w:tcW w:w="0" w:type="auto"/>
-            <w:vAlign w:val="center"/>
-            <w:hideMark/>
-          </w:tcPr>
-          <w:p>
-            <w:r>
-              <w:t>0</w:t>
-            </w:r>
-          </w:p>
-        </w:tc>
-        <w:tc>
-          <w:tcPr>
-            <w:tcW w:w="0" w:type="auto"/>
-            <w:vAlign w:val="center"/>
-            <w:hideMark/>
-          </w:tcPr>
-          <w:p>
-            <w:r>
-              <w:t>pas de répétition à corriger</w:t>
-            </w:r>
-          </w:p>
-        </w:tc>
-      </w:tr>
-      <w:tr>
-        <w:trPr>
-          <w:tblCellSpacing w:w="15" w:type="dxa"/>
-        </w:trPr>
-        <w:tc>
-          <w:tcPr>
-            <w:tcW w:w="0" w:type="auto"/>
-            <w:vAlign w:val="center"/>
-            <w:hideMark/>
-          </w:tcPr>
-          <w:p>
-            <w:r>
-              <w:t>keep_alive</w:t>
-            </w:r>
-          </w:p>
-        </w:tc>
-        <w:tc>
-          <w:tcPr>
-            <w:tcW w:w="0" w:type="auto"/>
-            <w:vAlign w:val="center"/>
-            <w:hideMark/>
-          </w:tcPr>
-          <w:p>
-            <w:r>
-              <w:t>30m</w:t>
-            </w:r>
-          </w:p>
-        </w:tc>
-        <w:tc>
-          <w:tcPr>
-            <w:tcW w:w="0" w:type="auto"/>
-            <w:vAlign w:val="center"/>
-            <w:hideMark/>
-          </w:tcPr>
-          <w:p>
-            <w:r>
-              <w:t>30m</w:t>
-            </w:r>
-          </w:p>
-        </w:tc>
-        <w:tc>
-          <w:tcPr>
-            <w:tcW w:w="0" w:type="auto"/>
-            <w:vAlign w:val="center"/>
-            <w:hideMark/>
-          </w:tcPr>
-          <w:p>
-            <w:r>
-              <w:t>performance (évite rechargement)</w:t>
-            </w:r>
-          </w:p>
-        </w:tc>
-      </w:tr>
-      <w:tr>
-        <w:trPr>
-          <w:tblCellSpacing w:w="15" w:type="dxa"/>
-        </w:trPr>
-        <w:tc>
-          <w:tcPr>
-            <w:tcW w:w="0" w:type="auto"/>
-            <w:vAlign w:val="center"/>
-            <w:hideMark/>
-          </w:tcPr>
-          <w:p>
-            <w:r>
-              <w:t>enable_thinking</w:t>
-            </w:r>
-          </w:p>
-        </w:tc>
-        <w:tc>
-          <w:tcPr>
-            <w:tcW w:w="0" w:type="auto"/>
-            <w:vAlign w:val="center"/>
-            <w:hideMark/>
-          </w:tcPr>
-          <w:p>
-            <w:r>
-              <w:t>off (à tester)</w:t>
-            </w:r>
-          </w:p>
-        </w:tc>
-        <w:tc>
-          <w:tcPr>
-            <w:tcW w:w="0" w:type="auto"/>
-            <w:vAlign w:val="center"/>
-            <w:hideMark/>
-          </w:tcPr>
-          <w:p>
-            <w:r>
-              <w:t>off</w:t>
-            </w:r>
-          </w:p>
-        </w:tc>
-        <w:tc>
-          <w:tcPr>
-            <w:tcW w:w="0" w:type="auto"/>
-            <w:vAlign w:val="center"/>
-            <w:hideMark/>
-          </w:tcPr>
-          <w:p>
-            <w:r>
-              <w:t>latence vs bénéfice</w:t>
-            </w:r>
-          </w:p>
-        </w:tc>
-      </w:tr>
-      <w:tr>
-        <w:trPr>
-          <w:tblCellSpacing w:w="15" w:type="dxa"/>
-        </w:trPr>
-        <w:tc>
-          <w:tcPr>
-            <w:tcW w:w="0" w:type="auto"/>
-            <w:vAlign w:val="center"/>
-            <w:hideMark/>
-          </w:tcPr>
-          <w:p>
-            <w:r>
-              <w:t>low_vram_mode</w:t>
-            </w:r>
-          </w:p>
-        </w:tc>
-        <w:tc>
-          <w:tcPr>
-            <w:tcW w:w="0" w:type="auto"/>
-            <w:vAlign w:val="center"/>
-            <w:hideMark/>
-          </w:tcPr>
-          <w:p>
-            <w:r>
-              <w:t>selon VRAM</w:t>
-            </w:r>
-          </w:p>
-        </w:tc>
-        <w:tc>
-          <w:tcPr>
-            <w:tcW w:w="0" w:type="auto"/>
-            <w:vAlign w:val="center"/>
-            <w:hideMark/>
-          </w:tcPr>
-          <w:p>
-            <w:r>
-              <w:t>selon VRAM</w:t>
-            </w:r>
-          </w:p>
-        </w:tc>
-        <w:tc>
-          <w:tcPr>
-            <w:tcW w:w="0" w:type="auto"/>
-            <w:vAlign w:val="center"/>
-            <w:hideMark/>
-          </w:tcPr>
-          <w:p>
-            <w:r>
-              <w:t>seulement si manque de mémoire</w:t>
-            </w:r>
-          </w:p>
-        </w:tc>
-      </w:tr>
-      <w:tr>
-        <w:trPr>
-          <w:tblCellSpacing w:w="15" w:type="dxa"/>
-        </w:trPr>
-        <w:tc>
-          <w:tcPr>
-            <w:tcW w:w="0" w:type="auto"/>
-            <w:vAlign w:val="center"/>
-            <w:hideMark/>
-          </w:tcPr>
-          <w:p>
-            <w:r>
-              <w:lastRenderedPageBreak/>
-              <w:t>modèle</w:t>
-            </w:r>
-          </w:p>
-        </w:tc>
-        <w:tc>
-          <w:tcPr>
-            <w:tcW w:w="0" w:type="auto"/>
-            <w:vAlign w:val="center"/>
-            <w:hideMark/>
-          </w:tcPr>
-          <w:p>
-            <w:r>
-              <w:t>qwen2.5:7b</w:t>
-            </w:r>
-          </w:p>
-        </w:tc>
-        <w:tc>
-          <w:tcPr>
-            <w:tcW w:w="0" w:type="auto"/>
-            <w:vAlign w:val="center"/>
-            <w:hideMark/>
-          </w:tcPr>
-          <w:p>
-            <w:r>
-              <w:t>qwen2.5:7b</w:t>
-            </w:r>
-          </w:p>
-        </w:tc>
-        <w:tc>
-          <w:tcPr>
-            <w:tcW w:w="0" w:type="auto"/>
-            <w:vAlign w:val="center"/>
-            <w:hideMark/>
-          </w:tcPr>
-          <w:p>
-            <w:r>
-              <w:t>tool-calling fiable</w:t>
-            </w:r>
-          </w:p>
-        </w:tc>
-      </w:tr>
-    </w:tbl>
-    <w:p>
-      <w:pPr>
-        <w:rPr>
-          <w:vanish/>
-        </w:rPr>
-      </w:pPr>
-    </w:p>
-    <w:tbl>
-      <w:tblPr>
-        <w:tblW w:w="0" w:type="auto"/>
-        <w:tblCellSpacing w:w="15" w:type="dxa"/>
-        <w:tblCellMar>
-          <w:top w:w="15" w:type="dxa"/>
-          <w:left w:w="15" w:type="dxa"/>
-          <w:bottom w:w="15" w:type="dxa"/>
-          <w:right w:w="15" w:type="dxa"/>
-        </w:tblCellMar>
-        <w:tblLook w:val="04A0" w:firstRow="1" w:lastRow="0" w:firstColumn="1" w:lastColumn="0" w:noHBand="0" w:noVBand="1"/>
-      </w:tblPr>
-      <w:tblGrid>
-        <w:gridCol w:w="1183"/>
-        <w:gridCol w:w="648"/>
-        <w:gridCol w:w="2555"/>
-      </w:tblGrid>
-      <w:tr>
-        <w:trPr>
-          <w:tblHeader/>
-          <w:tblCellSpacing w:w="15" w:type="dxa"/>
-        </w:trPr>
-        <w:tc>
-          <w:tcPr>
-            <w:tcW w:w="0" w:type="auto"/>
-            <w:vAlign w:val="center"/>
-            <w:hideMark/>
-          </w:tcPr>
-          <w:p>
-            <w:pPr>
-              <w:rPr>
-                <w:b/>
-                <w:bCs/>
-              </w:rPr>
-            </w:pPr>
-            <w:r>
-              <w:rPr>
-                <w:b/>
-                <w:bCs/>
-              </w:rPr>
-              <w:t>Qdrant</w:t>
-            </w:r>
-          </w:p>
-        </w:tc>
-        <w:tc>
-          <w:tcPr>
-            <w:tcW w:w="0" w:type="auto"/>
-            <w:vAlign w:val="center"/>
-            <w:hideMark/>
-          </w:tcPr>
-          <w:p>
-            <w:pPr>
-              <w:rPr>
-                <w:b/>
-                <w:bCs/>
-              </w:rPr>
-            </w:pPr>
-            <w:r>
-              <w:rPr>
-                <w:b/>
-                <w:bCs/>
-              </w:rPr>
-              <w:t>Valeur</w:t>
-            </w:r>
-          </w:p>
-        </w:tc>
-        <w:tc>
-          <w:tcPr>
-            <w:tcW w:w="0" w:type="auto"/>
-            <w:vAlign w:val="center"/>
-            <w:hideMark/>
-          </w:tcPr>
-          <w:p>
-            <w:pPr>
-              <w:rPr>
-                <w:b/>
-                <w:bCs/>
-              </w:rPr>
-            </w:pPr>
-            <w:r>
-              <w:rPr>
-                <w:b/>
-                <w:bCs/>
-              </w:rPr>
-              <w:t>Pourquoi</w:t>
-            </w:r>
-          </w:p>
-        </w:tc>
-      </w:tr>
-      <w:tr>
-        <w:trPr>
-          <w:tblCellSpacing w:w="15" w:type="dxa"/>
-        </w:trPr>
-        <w:tc>
-          <w:tcPr>
-            <w:tcW w:w="0" w:type="auto"/>
-            <w:vAlign w:val="center"/>
-            <w:hideMark/>
-          </w:tcPr>
-          <w:p>
-            <w:r>
-              <w:t>Limit</w:t>
-            </w:r>
-          </w:p>
-        </w:tc>
-        <w:tc>
-          <w:tcPr>
-            <w:tcW w:w="0" w:type="auto"/>
-            <w:vAlign w:val="center"/>
-            <w:hideMark/>
-          </w:tcPr>
-          <w:p>
-            <w:r>
-              <w:t>4</w:t>
-            </w:r>
-          </w:p>
-        </w:tc>
-        <w:tc>
-          <w:tcPr>
-            <w:tcW w:w="0" w:type="auto"/>
-            <w:vAlign w:val="center"/>
-            <w:hideMark/>
-          </w:tcPr>
-          <w:p>
-            <w:r>
-              <w:t>équilibre contexte / bruit</w:t>
-            </w:r>
-          </w:p>
-        </w:tc>
-      </w:tr>
-      <w:tr>
-        <w:trPr>
-          <w:tblCellSpacing w:w="15" w:type="dxa"/>
-        </w:trPr>
-        <w:tc>
-          <w:tcPr>
-            <w:tcW w:w="0" w:type="auto"/>
-            <w:vAlign w:val="center"/>
-            <w:hideMark/>
-          </w:tcPr>
-          <w:p>
-            <w:r>
-              <w:t>Search Filter</w:t>
-            </w:r>
-          </w:p>
-        </w:tc>
-        <w:tc>
-          <w:tcPr>
-            <w:tcW w:w="0" w:type="auto"/>
-            <w:vAlign w:val="center"/>
-            <w:hideMark/>
-          </w:tcPr>
-          <w:p>
-            <w:r>
-              <w:t>vide</w:t>
-            </w:r>
-          </w:p>
-        </w:tc>
-        <w:tc>
-          <w:tcPr>
-            <w:tcW w:w="0" w:type="auto"/>
-            <w:vAlign w:val="center"/>
-            <w:hideMark/>
-          </w:tcPr>
-          <w:p>
-            <w:r>
-              <w:t>collections déjà homogènes</w:t>
-            </w:r>
-          </w:p>
-        </w:tc>
-      </w:tr>
-    </w:tbl>
-    <w:p>
-      <w:pPr>
-        <w:rPr>
-          <w:b/>
-          <w:bCs/>
-        </w:rPr>
-      </w:pPr>
-      <w:r>
-        <w:rPr>
-          <w:b/>
-          <w:bCs/>
-        </w:rPr>
-        <w:t>La méthode pour ajuster (rappel de ta démarche)</w:t>
-      </w:r>
-    </w:p>
-    <w:p>
-      <w:r>
-        <w:t xml:space="preserve">Ne change </w:t>
-      </w:r>
-      <w:r>
-        <w:rPr>
-          <w:b/>
-          <w:bCs/>
-        </w:rPr>
-        <w:t>qu'un paramètre à la fois</w:t>
-      </w:r>
-      <w:r>
-        <w:t xml:space="preserve"> et reteste avec ton golden set. L'ordre de priorité si quelque chose ne va pas :</w:t>
-      </w:r>
-    </w:p>
-    <w:p>
-      <w:pPr>
-        <w:numPr>
-          <w:ilvl w:val="0"/>
-          <w:numId w:val="7"/>
-        </w:numPr>
-      </w:pPr>
-      <w:r>
-        <w:rPr>
-          <w:b/>
-          <w:bCs/>
-        </w:rPr>
-        <w:t>temperature = 0</w:t>
-      </w:r>
-      <w:r>
-        <w:t xml:space="preserve"> d'abord (le plus gros levier),</w:t>
-      </w:r>
-    </w:p>
-    <w:p>
-      <w:pPr>
-        <w:numPr>
-          <w:ilvl w:val="0"/>
-          <w:numId w:val="7"/>
-        </w:numPr>
-      </w:pPr>
-      <w:r>
-        <w:t xml:space="preserve">puis </w:t>
-      </w:r>
-      <w:r>
-        <w:rPr>
-          <w:b/>
-          <w:bCs/>
-        </w:rPr>
-        <w:t>Limit Qdrant</w:t>
-      </w:r>
-      <w:r>
-        <w:t xml:space="preserve"> (3-4-6 selon que les réponses manquent d'info ou partent en vrille),</w:t>
-      </w:r>
-    </w:p>
-    <w:p>
-      <w:pPr>
-        <w:numPr>
-          <w:ilvl w:val="0"/>
-          <w:numId w:val="7"/>
-        </w:numPr>
-      </w:pPr>
-      <w:r>
-        <w:t xml:space="preserve">puis </w:t>
-      </w:r>
-      <w:r>
-        <w:rPr>
-          <w:b/>
-          <w:bCs/>
-        </w:rPr>
-        <w:t>keep_alive</w:t>
-      </w:r>
-      <w:r>
-        <w:t xml:space="preserve"> pour la vitesse,</w:t>
-      </w:r>
-    </w:p>
-    <w:p>
-      <w:pPr>
-        <w:numPr>
-          <w:ilvl w:val="0"/>
-          <w:numId w:val="7"/>
-        </w:numPr>
-      </w:pPr>
-      <w:r>
-        <w:t>et seulement en dernier recours, enable_thinking sur l'orchestrateur ou les réglages VRAM.</w:t>
-      </w:r>
-    </w:p>
-    <w:p>
-      <w:r>
-        <w:t>Commence avec les valeurs du tableau — elles sont conçues pour la factualité et la stabilité, exactement ce qu'il te faut pour un système pharma qui ne doit pas halluciner. Puis affine avec tes tests, un levier à la fois.</w:t>
-      </w:r>
-    </w:p>
-    <w:p>
-      <w:r>
-        <w:t>Tu veux que j'ajoute ce tableau de paramètres directement dans le document « Prompts et tests » que je viens de te faire, pour que tout soit au même endroit quand tu construiras ?</w:t>
-      </w:r>
-    </w:p>
-    <w:p/>
     <w:sectPr>
       <w:pgSz w:w="11906" w:h="16838"/>
       <w:pgMar w:top="1417" w:right="1417" w:bottom="1417" w:left="1417" w:header="708" w:footer="708" w:gutter="0"/>
@@ -3955,6 +3172,119 @@
     </w:lvl>
   </w:abstractNum>
   <w:abstractNum w:abstractNumId="4" w15:restartNumberingAfterBreak="0">
+    <w:nsid w:val="23AC4411"/>
+    <w:multiLevelType w:val="multilevel"/>
+    <w:tmpl w:val="F2740A20"/>
+    <w:lvl w:ilvl="0">
+      <w:start w:val="1"/>
+      <w:numFmt w:val="decimal"/>
+      <w:lvlText w:val="%1."/>
+      <w:lvlJc w:val="left"/>
+      <w:pPr>
+        <w:tabs>
+          <w:tab w:val="num" w:pos="720"/>
+        </w:tabs>
+        <w:ind w:left="720" w:hanging="360"/>
+      </w:pPr>
+    </w:lvl>
+    <w:lvl w:ilvl="1" w:tentative="1">
+      <w:start w:val="1"/>
+      <w:numFmt w:val="decimal"/>
+      <w:lvlText w:val="%2."/>
+      <w:lvlJc w:val="left"/>
+      <w:pPr>
+        <w:tabs>
+          <w:tab w:val="num" w:pos="1440"/>
+        </w:tabs>
+        <w:ind w:left="1440" w:hanging="360"/>
+      </w:pPr>
+    </w:lvl>
+    <w:lvl w:ilvl="2" w:tentative="1">
+      <w:start w:val="1"/>
+      <w:numFmt w:val="decimal"/>
+      <w:lvlText w:val="%3."/>
+      <w:lvlJc w:val="left"/>
+      <w:pPr>
+        <w:tabs>
+          <w:tab w:val="num" w:pos="2160"/>
+        </w:tabs>
+        <w:ind w:left="2160" w:hanging="360"/>
+      </w:pPr>
+    </w:lvl>
+    <w:lvl w:ilvl="3" w:tentative="1">
+      <w:start w:val="1"/>
+      <w:numFmt w:val="decimal"/>
+      <w:lvlText w:val="%4."/>
+      <w:lvlJc w:val="left"/>
+      <w:pPr>
+        <w:tabs>
+          <w:tab w:val="num" w:pos="2880"/>
+        </w:tabs>
+        <w:ind w:left="2880" w:hanging="360"/>
+      </w:pPr>
+    </w:lvl>
+    <w:lvl w:ilvl="4" w:tentative="1">
+      <w:start w:val="1"/>
+      <w:numFmt w:val="decimal"/>
+      <w:lvlText w:val="%5."/>
+      <w:lvlJc w:val="left"/>
+      <w:pPr>
+        <w:tabs>
+          <w:tab w:val="num" w:pos="3600"/>
+        </w:tabs>
+        <w:ind w:left="3600" w:hanging="360"/>
+      </w:pPr>
+    </w:lvl>
+    <w:lvl w:ilvl="5" w:tentative="1">
+      <w:start w:val="1"/>
+      <w:numFmt w:val="decimal"/>
+      <w:lvlText w:val="%6."/>
+      <w:lvlJc w:val="left"/>
+      <w:pPr>
+        <w:tabs>
+          <w:tab w:val="num" w:pos="4320"/>
+        </w:tabs>
+        <w:ind w:left="4320" w:hanging="360"/>
+      </w:pPr>
+    </w:lvl>
+    <w:lvl w:ilvl="6" w:tentative="1">
+      <w:start w:val="1"/>
+      <w:numFmt w:val="decimal"/>
+      <w:lvlText w:val="%7."/>
+      <w:lvlJc w:val="left"/>
+      <w:pPr>
+        <w:tabs>
+          <w:tab w:val="num" w:pos="5040"/>
+        </w:tabs>
+        <w:ind w:left="5040" w:hanging="360"/>
+      </w:pPr>
+    </w:lvl>
+    <w:lvl w:ilvl="7" w:tentative="1">
+      <w:start w:val="1"/>
+      <w:numFmt w:val="decimal"/>
+      <w:lvlText w:val="%8."/>
+      <w:lvlJc w:val="left"/>
+      <w:pPr>
+        <w:tabs>
+          <w:tab w:val="num" w:pos="5760"/>
+        </w:tabs>
+        <w:ind w:left="5760" w:hanging="360"/>
+      </w:pPr>
+    </w:lvl>
+    <w:lvl w:ilvl="8" w:tentative="1">
+      <w:start w:val="1"/>
+      <w:numFmt w:val="decimal"/>
+      <w:lvlText w:val="%9."/>
+      <w:lvlJc w:val="left"/>
+      <w:pPr>
+        <w:tabs>
+          <w:tab w:val="num" w:pos="6480"/>
+        </w:tabs>
+        <w:ind w:left="6480" w:hanging="360"/>
+      </w:pPr>
+    </w:lvl>
+  </w:abstractNum>
+  <w:abstractNum w:abstractNumId="5" w15:restartNumberingAfterBreak="0">
     <w:nsid w:val="28476285"/>
     <w:multiLevelType w:val="multilevel"/>
     <w:tmpl w:val="A2D4176C"/>
@@ -4103,7 +3433,156 @@
       </w:rPr>
     </w:lvl>
   </w:abstractNum>
-  <w:abstractNum w:abstractNumId="5" w15:restartNumberingAfterBreak="0">
+  <w:abstractNum w:abstractNumId="6" w15:restartNumberingAfterBreak="0">
+    <w:nsid w:val="2DDC0C66"/>
+    <w:multiLevelType w:val="multilevel"/>
+    <w:tmpl w:val="B2945A04"/>
+    <w:lvl w:ilvl="0">
+      <w:start w:val="1"/>
+      <w:numFmt w:val="bullet"/>
+      <w:lvlText w:val=""/>
+      <w:lvlJc w:val="left"/>
+      <w:pPr>
+        <w:tabs>
+          <w:tab w:val="num" w:pos="720"/>
+        </w:tabs>
+        <w:ind w:left="720" w:hanging="360"/>
+      </w:pPr>
+      <w:rPr>
+        <w:rFonts w:ascii="Symbol" w:hAnsi="Symbol" w:hint="default"/>
+        <w:sz w:val="20"/>
+      </w:rPr>
+    </w:lvl>
+    <w:lvl w:ilvl="1" w:tentative="1">
+      <w:start w:val="1"/>
+      <w:numFmt w:val="bullet"/>
+      <w:lvlText w:val="o"/>
+      <w:lvlJc w:val="left"/>
+      <w:pPr>
+        <w:tabs>
+          <w:tab w:val="num" w:pos="1440"/>
+        </w:tabs>
+        <w:ind w:left="1440" w:hanging="360"/>
+      </w:pPr>
+      <w:rPr>
+        <w:rFonts w:ascii="Courier New" w:hAnsi="Courier New" w:hint="default"/>
+        <w:sz w:val="20"/>
+      </w:rPr>
+    </w:lvl>
+    <w:lvl w:ilvl="2" w:tentative="1">
+      <w:start w:val="1"/>
+      <w:numFmt w:val="bullet"/>
+      <w:lvlText w:val=""/>
+      <w:lvlJc w:val="left"/>
+      <w:pPr>
+        <w:tabs>
+          <w:tab w:val="num" w:pos="2160"/>
+        </w:tabs>
+        <w:ind w:left="2160" w:hanging="360"/>
+      </w:pPr>
+      <w:rPr>
+        <w:rFonts w:ascii="Wingdings" w:hAnsi="Wingdings" w:hint="default"/>
+        <w:sz w:val="20"/>
+      </w:rPr>
+    </w:lvl>
+    <w:lvl w:ilvl="3" w:tentative="1">
+      <w:start w:val="1"/>
+      <w:numFmt w:val="bullet"/>
+      <w:lvlText w:val=""/>
+      <w:lvlJc w:val="left"/>
+      <w:pPr>
+        <w:tabs>
+          <w:tab w:val="num" w:pos="2880"/>
+        </w:tabs>
+        <w:ind w:left="2880" w:hanging="360"/>
+      </w:pPr>
+      <w:rPr>
+        <w:rFonts w:ascii="Wingdings" w:hAnsi="Wingdings" w:hint="default"/>
+        <w:sz w:val="20"/>
+      </w:rPr>
+    </w:lvl>
+    <w:lvl w:ilvl="4" w:tentative="1">
+      <w:start w:val="1"/>
+      <w:numFmt w:val="bullet"/>
+      <w:lvlText w:val=""/>
+      <w:lvlJc w:val="left"/>
+      <w:pPr>
+        <w:tabs>
+          <w:tab w:val="num" w:pos="3600"/>
+        </w:tabs>
+        <w:ind w:left="3600" w:hanging="360"/>
+      </w:pPr>
+      <w:rPr>
+        <w:rFonts w:ascii="Wingdings" w:hAnsi="Wingdings" w:hint="default"/>
+        <w:sz w:val="20"/>
+      </w:rPr>
+    </w:lvl>
+    <w:lvl w:ilvl="5" w:tentative="1">
+      <w:start w:val="1"/>
+      <w:numFmt w:val="bullet"/>
+      <w:lvlText w:val=""/>
+      <w:lvlJc w:val="left"/>
+      <w:pPr>
+        <w:tabs>
+          <w:tab w:val="num" w:pos="4320"/>
+        </w:tabs>
+        <w:ind w:left="4320" w:hanging="360"/>
+      </w:pPr>
+      <w:rPr>
+        <w:rFonts w:ascii="Wingdings" w:hAnsi="Wingdings" w:hint="default"/>
+        <w:sz w:val="20"/>
+      </w:rPr>
+    </w:lvl>
+    <w:lvl w:ilvl="6" w:tentative="1">
+      <w:start w:val="1"/>
+      <w:numFmt w:val="bullet"/>
+      <w:lvlText w:val=""/>
+      <w:lvlJc w:val="left"/>
+      <w:pPr>
+        <w:tabs>
+          <w:tab w:val="num" w:pos="5040"/>
+        </w:tabs>
+        <w:ind w:left="5040" w:hanging="360"/>
+      </w:pPr>
+      <w:rPr>
+        <w:rFonts w:ascii="Wingdings" w:hAnsi="Wingdings" w:hint="default"/>
+        <w:sz w:val="20"/>
+      </w:rPr>
+    </w:lvl>
+    <w:lvl w:ilvl="7" w:tentative="1">
+      <w:start w:val="1"/>
+      <w:numFmt w:val="bullet"/>
+      <w:lvlText w:val=""/>
+      <w:lvlJc w:val="left"/>
+      <w:pPr>
+        <w:tabs>
+          <w:tab w:val="num" w:pos="5760"/>
+        </w:tabs>
+        <w:ind w:left="5760" w:hanging="360"/>
+      </w:pPr>
+      <w:rPr>
+        <w:rFonts w:ascii="Wingdings" w:hAnsi="Wingdings" w:hint="default"/>
+        <w:sz w:val="20"/>
+      </w:rPr>
+    </w:lvl>
+    <w:lvl w:ilvl="8" w:tentative="1">
+      <w:start w:val="1"/>
+      <w:numFmt w:val="bullet"/>
+      <w:lvlText w:val=""/>
+      <w:lvlJc w:val="left"/>
+      <w:pPr>
+        <w:tabs>
+          <w:tab w:val="num" w:pos="6480"/>
+        </w:tabs>
+        <w:ind w:left="6480" w:hanging="360"/>
+      </w:pPr>
+      <w:rPr>
+        <w:rFonts w:ascii="Wingdings" w:hAnsi="Wingdings" w:hint="default"/>
+        <w:sz w:val="20"/>
+      </w:rPr>
+    </w:lvl>
+  </w:abstractNum>
+  <w:abstractNum w:abstractNumId="7" w15:restartNumberingAfterBreak="0">
     <w:nsid w:val="2F5F7ADC"/>
     <w:multiLevelType w:val="multilevel"/>
     <w:tmpl w:val="496E5EC4"/>
@@ -4252,7 +3731,7 @@
       </w:rPr>
     </w:lvl>
   </w:abstractNum>
-  <w:abstractNum w:abstractNumId="6" w15:restartNumberingAfterBreak="0">
+  <w:abstractNum w:abstractNumId="8" w15:restartNumberingAfterBreak="0">
     <w:nsid w:val="44DE2D85"/>
     <w:multiLevelType w:val="multilevel"/>
     <w:tmpl w:val="0B087788"/>
@@ -4401,7 +3880,7 @@
       </w:rPr>
     </w:lvl>
   </w:abstractNum>
-  <w:abstractNum w:abstractNumId="7" w15:restartNumberingAfterBreak="0">
+  <w:abstractNum w:abstractNumId="9" w15:restartNumberingAfterBreak="0">
     <w:nsid w:val="4AEE40AD"/>
     <w:multiLevelType w:val="multilevel"/>
     <w:tmpl w:val="01BE4A7A"/>
@@ -4550,7 +4029,7 @@
       </w:rPr>
     </w:lvl>
   </w:abstractNum>
-  <w:abstractNum w:abstractNumId="8" w15:restartNumberingAfterBreak="0">
+  <w:abstractNum w:abstractNumId="10" w15:restartNumberingAfterBreak="0">
     <w:nsid w:val="51AB4C7F"/>
     <w:multiLevelType w:val="multilevel"/>
     <w:tmpl w:val="E576A6D4"/>
@@ -4699,7 +4178,7 @@
       </w:rPr>
     </w:lvl>
   </w:abstractNum>
-  <w:abstractNum w:abstractNumId="9" w15:restartNumberingAfterBreak="0">
+  <w:abstractNum w:abstractNumId="11" w15:restartNumberingAfterBreak="0">
     <w:nsid w:val="532D3345"/>
     <w:multiLevelType w:val="multilevel"/>
     <w:tmpl w:val="41C8ED3A"/>
@@ -4812,7 +4291,7 @@
       </w:pPr>
     </w:lvl>
   </w:abstractNum>
-  <w:abstractNum w:abstractNumId="10" w15:restartNumberingAfterBreak="0">
+  <w:abstractNum w:abstractNumId="12" w15:restartNumberingAfterBreak="0">
     <w:nsid w:val="62E11F8E"/>
     <w:multiLevelType w:val="multilevel"/>
     <w:tmpl w:val="A4F27C22"/>
@@ -4925,7 +4404,120 @@
       </w:pPr>
     </w:lvl>
   </w:abstractNum>
-  <w:abstractNum w:abstractNumId="11" w15:restartNumberingAfterBreak="0">
+  <w:abstractNum w:abstractNumId="13" w15:restartNumberingAfterBreak="0">
+    <w:nsid w:val="650C52EE"/>
+    <w:multiLevelType w:val="multilevel"/>
+    <w:tmpl w:val="84DA437C"/>
+    <w:lvl w:ilvl="0">
+      <w:start w:val="1"/>
+      <w:numFmt w:val="decimal"/>
+      <w:lvlText w:val="%1."/>
+      <w:lvlJc w:val="left"/>
+      <w:pPr>
+        <w:tabs>
+          <w:tab w:val="num" w:pos="720"/>
+        </w:tabs>
+        <w:ind w:left="720" w:hanging="360"/>
+      </w:pPr>
+    </w:lvl>
+    <w:lvl w:ilvl="1" w:tentative="1">
+      <w:start w:val="1"/>
+      <w:numFmt w:val="decimal"/>
+      <w:lvlText w:val="%2."/>
+      <w:lvlJc w:val="left"/>
+      <w:pPr>
+        <w:tabs>
+          <w:tab w:val="num" w:pos="1440"/>
+        </w:tabs>
+        <w:ind w:left="1440" w:hanging="360"/>
+      </w:pPr>
+    </w:lvl>
+    <w:lvl w:ilvl="2" w:tentative="1">
+      <w:start w:val="1"/>
+      <w:numFmt w:val="decimal"/>
+      <w:lvlText w:val="%3."/>
+      <w:lvlJc w:val="left"/>
+      <w:pPr>
+        <w:tabs>
+          <w:tab w:val="num" w:pos="2160"/>
+        </w:tabs>
+        <w:ind w:left="2160" w:hanging="360"/>
+      </w:pPr>
+    </w:lvl>
+    <w:lvl w:ilvl="3" w:tentative="1">
+      <w:start w:val="1"/>
+      <w:numFmt w:val="decimal"/>
+      <w:lvlText w:val="%4."/>
+      <w:lvlJc w:val="left"/>
+      <w:pPr>
+        <w:tabs>
+          <w:tab w:val="num" w:pos="2880"/>
+        </w:tabs>
+        <w:ind w:left="2880" w:hanging="360"/>
+      </w:pPr>
+    </w:lvl>
+    <w:lvl w:ilvl="4" w:tentative="1">
+      <w:start w:val="1"/>
+      <w:numFmt w:val="decimal"/>
+      <w:lvlText w:val="%5."/>
+      <w:lvlJc w:val="left"/>
+      <w:pPr>
+        <w:tabs>
+          <w:tab w:val="num" w:pos="3600"/>
+        </w:tabs>
+        <w:ind w:left="3600" w:hanging="360"/>
+      </w:pPr>
+    </w:lvl>
+    <w:lvl w:ilvl="5" w:tentative="1">
+      <w:start w:val="1"/>
+      <w:numFmt w:val="decimal"/>
+      <w:lvlText w:val="%6."/>
+      <w:lvlJc w:val="left"/>
+      <w:pPr>
+        <w:tabs>
+          <w:tab w:val="num" w:pos="4320"/>
+        </w:tabs>
+        <w:ind w:left="4320" w:hanging="360"/>
+      </w:pPr>
+    </w:lvl>
+    <w:lvl w:ilvl="6" w:tentative="1">
+      <w:start w:val="1"/>
+      <w:numFmt w:val="decimal"/>
+      <w:lvlText w:val="%7."/>
+      <w:lvlJc w:val="left"/>
+      <w:pPr>
+        <w:tabs>
+          <w:tab w:val="num" w:pos="5040"/>
+        </w:tabs>
+        <w:ind w:left="5040" w:hanging="360"/>
+      </w:pPr>
+    </w:lvl>
+    <w:lvl w:ilvl="7" w:tentative="1">
+      <w:start w:val="1"/>
+      <w:numFmt w:val="decimal"/>
+      <w:lvlText w:val="%8."/>
+      <w:lvlJc w:val="left"/>
+      <w:pPr>
+        <w:tabs>
+          <w:tab w:val="num" w:pos="5760"/>
+        </w:tabs>
+        <w:ind w:left="5760" w:hanging="360"/>
+      </w:pPr>
+    </w:lvl>
+    <w:lvl w:ilvl="8" w:tentative="1">
+      <w:start w:val="1"/>
+      <w:numFmt w:val="decimal"/>
+      <w:lvlText w:val="%9."/>
+      <w:lvlJc w:val="left"/>
+      <w:pPr>
+        <w:tabs>
+          <w:tab w:val="num" w:pos="6480"/>
+        </w:tabs>
+        <w:ind w:left="6480" w:hanging="360"/>
+      </w:pPr>
+    </w:lvl>
+  </w:abstractNum>
+  <w:abstractNum w:abstractNumId="14" w15:restartNumberingAfterBreak="0">
     <w:nsid w:val="7A450750"/>
     <w:multiLevelType w:val="multilevel"/>
     <w:tmpl w:val="90ACB574"/>
@@ -5075,40 +4667,49 @@
     </w:lvl>
   </w:abstractNum>
   <w:num w:numId="1" w16cid:durableId="1013804376">
-    <w:abstractNumId w:val="7"/>
+    <w:abstractNumId w:val="9"/>
   </w:num>
   <w:num w:numId="2" w16cid:durableId="2072537392">
-    <w:abstractNumId w:val="4"/>
+    <w:abstractNumId w:val="5"/>
   </w:num>
   <w:num w:numId="3" w16cid:durableId="2007779827">
-    <w:abstractNumId w:val="5"/>
+    <w:abstractNumId w:val="7"/>
   </w:num>
   <w:num w:numId="4" w16cid:durableId="197353170">
     <w:abstractNumId w:val="2"/>
   </w:num>
   <w:num w:numId="5" w16cid:durableId="1227648622">
-    <w:abstractNumId w:val="11"/>
+    <w:abstractNumId w:val="14"/>
   </w:num>
   <w:num w:numId="6" w16cid:durableId="1971589859">
     <w:abstractNumId w:val="1"/>
   </w:num>
   <w:num w:numId="7" w16cid:durableId="1506168571">
-    <w:abstractNumId w:val="10"/>
+    <w:abstractNumId w:val="12"/>
   </w:num>
   <w:num w:numId="8" w16cid:durableId="1640375235">
-    <w:abstractNumId w:val="8"/>
+    <w:abstractNumId w:val="10"/>
   </w:num>
   <w:num w:numId="9" w16cid:durableId="696278093">
     <w:abstractNumId w:val="3"/>
   </w:num>
   <w:num w:numId="10" w16cid:durableId="508251790">
-    <w:abstractNumId w:val="6"/>
+    <w:abstractNumId w:val="8"/>
   </w:num>
   <w:num w:numId="11" w16cid:durableId="1063673378">
-    <w:abstractNumId w:val="9"/>
+    <w:abstractNumId w:val="11"/>
   </w:num>
   <w:num w:numId="12" w16cid:durableId="2094353074">
     <w:abstractNumId w:val="0"/>
+  </w:num>
+  <w:num w:numId="13" w16cid:durableId="1719010801">
+    <w:abstractNumId w:val="4"/>
+  </w:num>
+  <w:num w:numId="14" w16cid:durableId="1751539230">
+    <w:abstractNumId w:val="6"/>
+  </w:num>
+  <w:num w:numId="15" w16cid:durableId="535000580">
+    <w:abstractNumId w:val="13"/>
   </w:num>
 </w:numbering>
 </file>
@@ -5716,7 +5317,6 @@
   <w:style w:type="character" w:default="1" w:styleId="Policepardfaut">
     <w:name w:val="Default Paragraph Font"/>
     <w:uiPriority w:val="1"/>
-    <w:semiHidden/>
     <w:unhideWhenUsed/>
   </w:style>
   <w:style w:type="table" w:default="1" w:styleId="TableauNormal">
